--- a/report/report.docx
+++ b/report/report.docx
@@ -258,7 +258,82 @@
           <w:b w:val="0"/>
           <w:i w:val="0"/>
         </w:rPr>
-        <w:t>Customer opening turns follow 8 deterministic templates with a single topic slot plus 1 no-slot login template. The 51 distinct slot values were grouped by Claude Sonnet 4.6 in a single call into 15 canonical categories persisted at data/topic_taxonomy.yaml. Re-running the preparation pipeline is idempotent against this artifact — downstream rollups, embeddings, and the agent's filter arguments all key off these stable category ids.</w:t>
+        <w:t>Every conversation starts with a customer message, and those opening messages turn out to be extremely templated. Across all 3,000 conversations, the first customer turn always follows one of nine fixed sentence patterns, with the topic the customer is calling about baked directly into the wording. Six concrete examples (the topic word is in italics):</w:t>
+      </w:r>
+    </w:p>
+    <w:p>
+      <w:pPr>
+        <w:spacing w:before="80" w:after="80"/>
+        <w:ind w:left="360"/>
+      </w:pPr>
+      <w:r>
+        <w:rPr>
+          <w:rFonts w:ascii="DejaVu Sans Mono" w:hAnsi="DejaVu Sans Mono"/>
+          <w:sz w:val="18"/>
+        </w:rPr>
+        <w:t>“Hello, my Audit Logs is not working as expected.”</w:t>
+        <w:br/>
+        <w:t>“Hi, I need help with my SSO.”</w:t>
+        <w:br/>
+        <w:t>“App crash ho rahi hai while using Wallet.”            (Hinglish)</w:t>
+        <w:br/>
+        <w:t>“Mujhe Refund ke baare mein help chahiye.”             (Hinglish)</w:t>
+        <w:br/>
+        <w:t>“I was charged twice for my eSIM.”</w:t>
+        <w:br/>
+        <w:t>“I can’t log in. It says account locked.”</w:t>
+      </w:r>
+    </w:p>
+    <w:p>
+      <w:r>
+        <w:rPr>
+          <w:b w:val="0"/>
+          <w:i w:val="0"/>
+        </w:rPr>
+        <w:t>These nine patterns split into two kinds that are extracted slightly differently:</w:t>
+      </w:r>
+    </w:p>
+    <w:p>
+      <w:pPr>
+        <w:pStyle w:val="ListBullet"/>
+      </w:pPr>
+      <w:r>
+        <w:t>Eight patterns are PARAMETERISED — each is a fixed sentence with one fill-in-the-blank position that takes a product or service name. For example, the “Hello, my X is not working” pattern fills X with Audit Logs, Wallet, Refund, Flight, eSIM, and 46 other product names. We extract the topic by running a small regex per pattern and capturing the product name from the blank. The 51 distinct product/service names that appear across all 8 patterns become the raw topic vocabulary.</w:t>
+      </w:r>
+    </w:p>
+    <w:p>
+      <w:pPr>
+        <w:pStyle w:val="ListBullet"/>
+      </w:pPr>
+      <w:r>
+        <w:t>One pattern is NOT parameterised — “I can’t log in. It says account locked.” is a fixed verbatim sentence with no fill-in-the-blank. Every conversation that opens this way is about the same problem (login / account access), so instead of extracting a blank, we recognise the whole sentence and tag it directly with the account_auth category. This single pattern is the most common opener in the dataset — 304 of 3,000 conversations start with it verbatim.</w:t>
+      </w:r>
+    </w:p>
+    <w:p>
+      <w:r>
+        <w:rPr>
+          <w:b w:val="0"/>
+          <w:i w:val="0"/>
+        </w:rPr>
+        <w:t>Together this gives a deterministic regex bank that classifies 100% of the 408 distinct customer openers we observed, with no LLM cost and no failure modes at extraction time.</w:t>
+      </w:r>
+    </w:p>
+    <w:p>
+      <w:r>
+        <w:rPr>
+          <w:b w:val="0"/>
+          <w:i w:val="0"/>
+        </w:rPr>
+        <w:t>The 51 raw product/service names are then handed to Claude Sonnet 4.6 in a single grouping call. The model produces a small canonical taxonomy of 15 categories (e.g. payments_wallet, billing_refunds, healthcare_services, account_auth, …) along with a mapping from each raw product name to its category. The result is persisted as data/topic_taxonomy.yaml and treated as immutable — every downstream component (per-conversation rollups, ChromaDB metadata, the agent's filter arguments) keys off these stable category ids. Re-running the preparation pipeline is idempotent against this artifact; prepare_data.py --stage taxonomy --force is the only way to regenerate it.</w:t>
+      </w:r>
+    </w:p>
+    <w:p>
+      <w:r>
+        <w:rPr>
+          <w:b w:val="0"/>
+          <w:i w:val="0"/>
+        </w:rPr>
+        <w:t>Why this matters as a design choice: because topic extraction is mechanical for THIS dataset, we get deterministic, free topic labels without spending LLM calls per turn. The trade-off is that the regex bank is fitted to Syncora.ai's synthetic templates; on real free-form customer support text we would need an LLM-based opener parser instead. The plug-in point already exists at backend.taxonomy.extract_slot() and Section 9 names two candidate replacements.</w:t>
       </w:r>
     </w:p>
     <w:tbl>

--- a/report/report.docx
+++ b/report/report.docx
@@ -1763,6 +1763,32 @@
           <w:i w:val="0"/>
         </w:rPr>
         <w:t>The answer named AgentVYJS, AgentTXPF, and AgentTVAX; quoted the Hinglish urgency cue "Thoda jaldi please, flight in 2 hours" and the repeated scripted agent reply "I understand this is frustrating. I'm investigating now."; and identified four concrete coaching themes (personalising empathy, reading urgency cues, avoiding off-topic replies, offering escalation paths). Total wall-clock time: 75 seconds.</w:t>
+      </w:r>
+    </w:p>
+    <w:p>
+      <w:pPr>
+        <w:pStyle w:val="Heading2"/>
+      </w:pPr>
+      <w:r>
+        <w:t>Design choice: single-agent + tool-use</w:t>
+      </w:r>
+    </w:p>
+    <w:p>
+      <w:r>
+        <w:rPr>
+          <w:b w:val="0"/>
+          <w:i w:val="0"/>
+        </w:rPr>
+        <w:t>The design is one Sonnet 4.6 call running a tool-use loop with a structured-output sink. It qualifies as an agent (autonomous tool selection, state-aware iteration, self-termination) and meets the assignment's bar of a deliberate workflow rather than a single prompt.</w:t>
+      </w:r>
+    </w:p>
+    <w:p>
+      <w:r>
+        <w:rPr>
+          <w:b w:val="0"/>
+          <w:i w:val="0"/>
+        </w:rPr>
+        <w:t>We chose single-agent + tool-use over a multi-agent design (orchestrator + specialised sub-agents) because the task does not require specialisation: the same model decides which slice of data to fetch, reads the result, and writes the synthesis. Keeping that in one continuous context preserves reasoning across the 1-11 tool calls a single question may need, with no handoff loss between sub-agents and without multiplying Anthropic round trips. The natural extension when richer agency is justified is a Critic agent — listed as the highest-leverage item in Section 9.</w:t>
       </w:r>
     </w:p>
     <w:p>
@@ -5106,6 +5132,14 @@
         <w:pStyle w:val="ListBullet"/>
       </w:pPr>
       <w:r>
+        <w:t>Add an online Critic agent (highest leverage). Today the system is a single-agent + tool-use loop (Section 4). The cheapest upgrade to a genuine multi-agent workflow is a post-emit_answer Haiku call that reads (question, answer, evidence, tool_calls) and judges grounding sufficiency. When grounding is weak the critic emits structured feedback — "the claim about Financial Products lacks supporting evidence" — and the planner runs one more retrieval pass before re-emitting. This directly targets the three weakest eval grounding scores (q06 0.65, q08 0.75, q09 0.75) at ~$0.005 and ~5s per question.</w:t>
+      </w:r>
+    </w:p>
+    <w:p>
+      <w:pPr>
+        <w:pStyle w:val="ListBullet"/>
+      </w:pPr>
+      <w:r>
         <w:t>Generalise topic extraction. Replace the regex template bank with an LLM-based slot extractor OR an embedding-cluster-then-label approach (multilingual embeddings + HDBSCAN + LLM cluster labelling). The plug-in points already exist behind extract_slot().</w:t>
       </w:r>
     </w:p>

--- a/report/report.docx
+++ b/report/report.docx
@@ -333,7 +333,7 @@
           <w:b w:val="0"/>
           <w:i w:val="0"/>
         </w:rPr>
-        <w:t>Why this matters as a design choice: because topic extraction is mechanical for THIS dataset, we get deterministic, free topic labels without spending LLM calls per turn. The trade-off is that the regex bank is fitted to Syncora.ai's synthetic templates; on real free-form customer support text we would need an LLM-based opener parser instead. The plug-in point already exists at backend.taxonomy.extract_slot() and Section 9 names two candidate replacements.</w:t>
+        <w:t>Why this matters as a design choice: because topic extraction is mechanical for THIS dataset, we get deterministic, free topic labels without spending LLM calls per turn. The trade-off is that the regex bank is fitted to Syncora.ai's synthetic templates; on real free-form customer support text we would need an LLM-based opener parser instead. The plug-in point already exists at backend.preprocessing.taxonomy.extract_slot() and Section 9 names two candidate replacements.</w:t>
       </w:r>
     </w:p>
     <w:tbl>
@@ -1234,7 +1234,7 @@
         <w:pStyle w:val="ListBullet"/>
       </w:pPr>
       <w:r>
-        <w:t>backend/text.py + taxonomy.py + classifier.py + rollups.py + embed.py — one file per preparation stage; cleanly testable in isolation.</w:t>
+        <w:t>backend/preprocessing/ (text.py + taxonomy.py + classifier.py + rollups.py + embed.py) — one file per offline preparation stage; cleanly testable in isolation. Lives in its own subpackage so the offline-vs-serving boundary is explicit at import time.</w:t>
       </w:r>
     </w:p>
     <w:p>
@@ -5060,7 +5060,7 @@
         <w:pStyle w:val="ListBullet"/>
       </w:pPr>
       <w:r>
-        <w:t>Topic-slot extraction is dataset-fitted. backend/taxonomy.py uses 8 regex templates derived by inspection of the Syncora.ai openings; on free-form real-world customer openings this would not generalise. Plug-in points exist behind extract_slot() for an LLM-based replacement.</w:t>
+        <w:t>Topic-slot extraction is dataset-fitted. backend/preprocessing/taxonomy.py uses 8 regex templates derived by inspection of the Syncora.ai openings; on free-form real-world customer openings this would not generalise. Plug-in points exist behind extract_slot() for an LLM-based replacement.</w:t>
       </w:r>
     </w:p>
     <w:p>
@@ -5791,29 +5791,31 @@
         <w:br/>
         <w:t>├── backend/</w:t>
         <w:br/>
-        <w:t>│   ├── config.py             # env-driven Config</w:t>
+        <w:t>│   ├── config.py             # env-driven Config (shared)</w:t>
         <w:br/>
-        <w:t>│   ├── db.py                 # SQLite schema + migrations</w:t>
+        <w:t>│   ├── db.py                 # SQLite schema + migrations (shared)</w:t>
         <w:br/>
-        <w:t>│   ├── text.py               # 2-pass prefix cleaner (terminator + wordfreq)</w:t>
+        <w:t>│   ├── schemas.py            # Pydantic I/O models (shared)</w:t>
         <w:br/>
-        <w:t>│   ├── taxonomy.py           # slot extraction + LLM grouping + YAML load/save</w:t>
+        <w:t>│   ├── tools.py              # 6 tool functions for the agent (serving)</w:t>
         <w:br/>
-        <w:t>│   ├── classifier.py         # Haiku batch classifier (sentiment/intent/PII/EN/lang)</w:t>
+        <w:t>│   ├── memory.py             # session memory + PII redaction (serving)</w:t>
         <w:br/>
-        <w:t>│   ├── rollups.py            # conversations + agents aggregations</w:t>
+        <w:t>│   ├── agent.py              # planner-synthesizer loop (serving)</w:t>
         <w:br/>
-        <w:t>│   ├── embed.py              # ChromaDB seeding (multilingual, cosine)</w:t>
+        <w:t>│   ├── api.py                # FastAPI POST /ask (serving)</w:t>
         <w:br/>
-        <w:t>│   ├── tools.py              # 6 tool functions for the agent</w:t>
+        <w:t>│   └── preprocessing/        # offline batch pipeline</w:t>
         <w:br/>
-        <w:t>│   ├── schemas.py            # Pydantic I/O models for every tool + envelope</w:t>
+        <w:t>│       ├── text.py           # 2-pass prefix cleaner (terminator + wordfreq)</w:t>
         <w:br/>
-        <w:t>│   ├── memory.py             # session memory + PII redaction</w:t>
+        <w:t>│       ├── taxonomy.py       # slot extraction + LLM grouping + YAML load/save</w:t>
         <w:br/>
-        <w:t>│   ├── agent.py              # planner-synthesizer loop (Sonnet 4.6)</w:t>
+        <w:t>│       ├── classifier.py     # Haiku batch classifier (sentiment/intent/PII/EN/lang)</w:t>
         <w:br/>
-        <w:t>│   └── api.py                # FastAPI POST /ask</w:t>
+        <w:t>│       ├── rollups.py        # conversations + agents aggregations</w:t>
+        <w:br/>
+        <w:t>│       └── embed.py          # ChromaDB seeding (multilingual, cosine)</w:t>
         <w:br/>
         <w:t>├── ui/app.py                 # Streamlit analyst chat</w:t>
         <w:br/>

--- a/report/report.docx
+++ b/report/report.docx
@@ -52,16 +52,7 @@
           <w:b w:val="0"/>
           <w:i w:val="0"/>
         </w:rPr>
-        <w:t>Contact-centre analysts spend hours triaging customer-support transcripts to answer recurring analytical questions: which topics drive the most negative sentiment, which agents need coaching, how individual conversations evolve emotionally, and what recurring concerns deserve leadership review. This prototype turns those questions into a single chat-style entry point backed by a deliberate agent workflow that combines structured aggregations with retrieved conversation evidence.</w:t>
-      </w:r>
-    </w:p>
-    <w:p>
-      <w:r>
-        <w:rPr>
-          <w:b w:val="0"/>
-          <w:i w:val="0"/>
-        </w:rPr>
-        <w:t>The system must accept arbitrary analytical questions over a 3,000-conversation customer-support dataset and return evidence-based answers with rankings, retrieved examples, and brief reasoning. It must handle the bilingual nature of the data (English plus romanized Hindi / Hinglish) natively, support follow-up questions within a session, and emit structured output that downstream consumers (the analyst UI, an evaluation harness, future integrations) can parse without post-processing.</w:t>
+        <w:t>Build a prototype that lets a contact-centre analyst ask analytical questions over 3,000 bilingual (English + Hindi/Hinglish) customer-support conversations and get clear, evidence-backed answers in seconds.</w:t>
       </w:r>
     </w:p>
     <w:p>
@@ -77,7 +68,7 @@
         <w:pStyle w:val="ListBullet"/>
       </w:pPr>
       <w:r>
-        <w:t>All four assignment example questions answerable end-to-end via the API and UI.</w:t>
+        <w:t>All four assignment example questions answerable via the chat UI and the API.</w:t>
       </w:r>
     </w:p>
     <w:p>
@@ -85,7 +76,7 @@
         <w:pStyle w:val="ListBullet"/>
       </w:pPr>
       <w:r>
-        <w:t>Answers cite retrieved evidence (verbatim quotes with conv_id) wherever the question implies examples.</w:t>
+        <w:t>Answers cite concrete conversation examples whenever the question implies evidence.</w:t>
       </w:r>
     </w:p>
     <w:p>
@@ -93,23 +84,7 @@
         <w:pStyle w:val="ListBullet"/>
       </w:pPr>
       <w:r>
-        <w:t>Bilingual queries (Hindi/Hinglish in either query or data) succeed without pre-translation.</w:t>
-      </w:r>
-    </w:p>
-    <w:p>
-      <w:pPr>
-        <w:pStyle w:val="ListBullet"/>
-      </w:pPr>
-      <w:r>
-        <w:t>Reproducible offline pipeline: a clean clone + .env can rebuild every artifact deterministically.</w:t>
-      </w:r>
-    </w:p>
-    <w:p>
-      <w:pPr>
-        <w:pStyle w:val="ListBullet"/>
-      </w:pPr>
-      <w:r>
-        <w:t>Credentials live in env vars only; the repo contains no real keys.</w:t>
+        <w:t>The system shows a deliberate analytical / agent workflow rather than a single direct prompt.</w:t>
       </w:r>
     </w:p>
     <w:p>
@@ -117,7 +92,7 @@
         <w:pStyle w:val="Heading1"/>
       </w:pPr>
       <w:r>
-        <w:t>2. Dataset handling</w:t>
+        <w:t>2. Dataset preprocessing</w:t>
       </w:r>
     </w:p>
     <w:p>
@@ -126,7 +101,7 @@
           <w:b w:val="0"/>
           <w:i w:val="0"/>
         </w:rPr>
-        <w:t>Source: Customer Support Conversation Dataset – Syncora.ai (Kaggle), 3,000-conversation sample provided as data/cs_conversations.csv. Raw shape: 41,965 turn rows across 3,000 conversations, 2,987 distinct agents, dated 2025-08-01 to 2025-11-29.</w:t>
+        <w:t>Source: Customer Support Conversation Dataset – Syncora.ai (Kaggle), a sample of 3,000 conversations provided as a single CSV. Raw shape: 41,965 turn rows across 3,000 conversations, 2,987 distinct agents, dated 2025-08-01 to 2025-11-29.</w:t>
       </w:r>
     </w:p>
     <w:p>
@@ -134,7 +109,7 @@
         <w:pStyle w:val="Heading2"/>
       </w:pPr>
       <w:r>
-        <w:t>2.1 Text cleaning</w:t>
+        <w:t>2.1 Data cleaning</w:t>
       </w:r>
     </w:p>
     <w:p>
@@ -143,23 +118,15 @@
           <w:b w:val="0"/>
           <w:i w:val="0"/>
         </w:rPr>
-        <w:t>Every turn's raw text is a coherent leading sentence followed by a long run of synthetic gibberish tokens. The cleaning pass runs in two stages:</w:t>
+        <w:t>Each turn in the raw CSV is a short readable sentence followed by a long string of random gibberish characters. We strip everything after the last sentence-ending punctuation mark, then drop any remaining non-word tokens using an English + Hindi dictionary. After cleaning, all 41,965 turns are reduced to short readable text — and across the whole dataset there are only 426 distinct cleaned sentences, which means the data is highly templated. We exploit this in the next step.</w:t>
       </w:r>
     </w:p>
     <w:p>
       <w:pPr>
-        <w:pStyle w:val="ListBullet"/>
+        <w:pStyle w:val="Heading2"/>
       </w:pPr>
       <w:r>
-        <w:t>Sentence-terminator truncation: keep everything up to and including the last '.', '!' or '?'. Verified that the synthetic gibberish never contains a terminator (full-data run: 0 turns with empty cleaned prefix).</w:t>
-      </w:r>
-    </w:p>
-    <w:p>
-      <w:pPr>
-        <w:pStyle w:val="ListBullet"/>
-      </w:pPr>
-      <w:r>
-        <w:t>Wordfreq-based residual scrub: tokens not present in either English or Hindi corpora and not on a small domain allowlist (FASTag, Teleconsult, eSIM, common Hinglish function words …) are dropped. Verified: 0 residual gibberish tokens across all 426 distinct cleaned prefixes.</w:t>
+        <w:t>2.2 Labels and aggregations we add to each turn</w:t>
       </w:r>
     </w:p>
     <w:p>
@@ -168,15 +135,7 @@
           <w:b w:val="0"/>
           <w:i w:val="0"/>
         </w:rPr>
-        <w:t>The dataset is highly templated. Across 41,965 turns there are only 426 distinct cleaned prefixes — an observation that drives the deduplication strategy below.</w:t>
-      </w:r>
-    </w:p>
-    <w:p>
-      <w:pPr>
-        <w:pStyle w:val="Heading2"/>
-      </w:pPr>
-      <w:r>
-        <w:t>2.2 Derived fields</w:t>
+        <w:t>Because there are only ~426 distinct cleaned sentences, we send each of those once to a cheap, fast model (Claude Haiku) and ask it to label it. The labels are then copied onto every turn that uses the same sentence. This is roughly 100× cheaper than labelling each of the 42,000 turns individually.</w:t>
       </w:r>
     </w:p>
     <w:p>
@@ -185,7 +144,7 @@
           <w:b w:val="0"/>
           <w:i w:val="0"/>
         </w:rPr>
-        <w:t>Each turn gets eleven additional columns produced by a single LLM classification call per distinct cleaned prefix (Claude Haiku 4.5, JSON-mode output, batched 20 prefixes per request with tenacity-backed retry on rate limits). Results are joined back onto all matching turn rows.</w:t>
+        <w:t>Per-turn labels added:</w:t>
       </w:r>
     </w:p>
     <w:p>
@@ -193,7 +152,7 @@
         <w:pStyle w:val="ListBullet"/>
       </w:pPr>
       <w:r>
-        <w:t>sentiment_label (pos / neu / neg) and sentiment_score (–1.0 to +1.0)</w:t>
+        <w:t>Sentiment — both a category (positive / neutral / negative) and a score from −1 to +1.</w:t>
       </w:r>
     </w:p>
     <w:p>
@@ -201,7 +160,7 @@
         <w:pStyle w:val="ListBullet"/>
       </w:pPr>
       <w:r>
-        <w:t>intent (12-label closed set: complaint, query, acknowledgement, urgency_request, escalation_request, resolution_confirmation, thanks, apology, solution_offer, status_update, info_request, other)</w:t>
+        <w:t>Intent — what the speaker is doing in the turn (complaint, urgency request, escalation request, thanks, apology, solution offer, status update, asking for info, …).</w:t>
       </w:r>
     </w:p>
     <w:p>
@@ -209,7 +168,7 @@
         <w:pStyle w:val="ListBullet"/>
       </w:pPr>
       <w:r>
-        <w:t>empathy_signal (empathetic / neutral / dismissive; 'na' for customer turns)</w:t>
+        <w:t>Empathy signal for agent turns (empathetic / neutral / dismissive).</w:t>
       </w:r>
     </w:p>
     <w:p>
@@ -217,7 +176,7 @@
         <w:pStyle w:val="ListBullet"/>
       </w:pPr>
       <w:r>
-        <w:t>is_escalation, contains_pii (0/1)</w:t>
+        <w:t>Escalation flag and PII flag.</w:t>
       </w:r>
     </w:p>
     <w:p>
@@ -225,31 +184,7 @@
         <w:pStyle w:val="ListBullet"/>
       </w:pPr>
       <w:r>
-        <w:t>language (en / hi / mixed) and text_clean_en (faithful English translation, equals text_clean for English turns)</w:t>
-      </w:r>
-    </w:p>
-    <w:p>
-      <w:pPr>
-        <w:pStyle w:val="ListBullet"/>
-      </w:pPr>
-      <w:r>
-        <w:t>Per-conversation rollups: topic, customer_sentiment_overall, sentiment_trajectory (JSON), resolution_flag, escalation_flag, agent_empathy_mean</w:t>
-      </w:r>
-    </w:p>
-    <w:p>
-      <w:pPr>
-        <w:pStyle w:val="ListBullet"/>
-      </w:pPr>
-      <w:r>
-        <w:t>Per-agent rollups: conv_count, avg_customer_sentiment, empathy_mean, resolution_rate, escalation_rate, top_topics</w:t>
-      </w:r>
-    </w:p>
-    <w:p>
-      <w:pPr>
-        <w:pStyle w:val="Heading2"/>
-      </w:pPr>
-      <w:r>
-        <w:t>2.3 Topic taxonomy (derived once, frozen)</w:t>
+        <w:t>Language (English / Hindi / mixed) plus a clean English translation of the original line.</w:t>
       </w:r>
     </w:p>
     <w:p>
@@ -258,7 +193,40 @@
           <w:b w:val="0"/>
           <w:i w:val="0"/>
         </w:rPr>
-        <w:t>Every conversation starts with a customer message, and those opening messages turn out to be extremely templated. Across all 3,000 conversations, the first customer turn always follows one of nine fixed sentence patterns, with the topic the customer is calling about baked directly into the wording. Six concrete examples (the topic word is in italics):</w:t>
+        <w:t>We then roll these per-turn labels up to two further levels:</w:t>
+      </w:r>
+    </w:p>
+    <w:p>
+      <w:pPr>
+        <w:pStyle w:val="ListBullet"/>
+      </w:pPr>
+      <w:r>
+        <w:t>Per-conversation: overall customer sentiment, a turn-by-turn sentiment trajectory, whether the issue was resolved, whether escalation happened, the conversation's topic, and the agent's average empathy.</w:t>
+      </w:r>
+    </w:p>
+    <w:p>
+      <w:pPr>
+        <w:pStyle w:val="ListBullet"/>
+      </w:pPr>
+      <w:r>
+        <w:t>Per-agent: how many conversations they handled, average customer sentiment, average empathy, resolution rate, escalation rate, and which topics they handle most.</w:t>
+      </w:r>
+    </w:p>
+    <w:p>
+      <w:pPr>
+        <w:pStyle w:val="Heading2"/>
+      </w:pPr>
+      <w:r>
+        <w:t>2.3 Topic extraction (derived once, frozen)</w:t>
+      </w:r>
+    </w:p>
+    <w:p>
+      <w:r>
+        <w:rPr>
+          <w:b w:val="0"/>
+          <w:i w:val="0"/>
+        </w:rPr>
+        <w:t>Every conversation opens with a customer message that follows one of nine fixed sentence patterns, with the topic baked into the wording:</w:t>
       </w:r>
     </w:p>
     <w:p>
@@ -290,50 +258,7 @@
           <w:b w:val="0"/>
           <w:i w:val="0"/>
         </w:rPr>
-        <w:t>These nine patterns split into two kinds that are extracted slightly differently:</w:t>
-      </w:r>
-    </w:p>
-    <w:p>
-      <w:pPr>
-        <w:pStyle w:val="ListBullet"/>
-      </w:pPr>
-      <w:r>
-        <w:t>Eight patterns are PARAMETERISED — each is a fixed sentence with one fill-in-the-blank position that takes a product or service name. For example, the “Hello, my X is not working” pattern fills X with Audit Logs, Wallet, Refund, Flight, eSIM, and 46 other product names. We extract the topic by running a small regex per pattern and capturing the product name from the blank. The 51 distinct product/service names that appear across all 8 patterns become the raw topic vocabulary.</w:t>
-      </w:r>
-    </w:p>
-    <w:p>
-      <w:pPr>
-        <w:pStyle w:val="ListBullet"/>
-      </w:pPr>
-      <w:r>
-        <w:t>One pattern is NOT parameterised — “I can’t log in. It says account locked.” is a fixed verbatim sentence with no fill-in-the-blank. Every conversation that opens this way is about the same problem (login / account access), so instead of extracting a blank, we recognise the whole sentence and tag it directly with the account_auth category. This single pattern is the most common opener in the dataset — 304 of 3,000 conversations start with it verbatim.</w:t>
-      </w:r>
-    </w:p>
-    <w:p>
-      <w:r>
-        <w:rPr>
-          <w:b w:val="0"/>
-          <w:i w:val="0"/>
-        </w:rPr>
-        <w:t>Together this gives a deterministic regex bank that classifies 100% of the 408 distinct customer openers we observed, with no LLM cost and no failure modes at extraction time.</w:t>
-      </w:r>
-    </w:p>
-    <w:p>
-      <w:r>
-        <w:rPr>
-          <w:b w:val="0"/>
-          <w:i w:val="0"/>
-        </w:rPr>
-        <w:t>The 51 raw product/service names are then handed to Claude Sonnet 4.6 in a single grouping call. The model produces a small canonical taxonomy of 15 categories (e.g. payments_wallet, billing_refunds, healthcare_services, account_auth, …) along with a mapping from each raw product name to its category. The result is persisted as data/topic_taxonomy.yaml and treated as immutable — every downstream component (per-conversation rollups, ChromaDB metadata, the agent's filter arguments) keys off these stable category ids. Re-running the preparation pipeline is idempotent against this artifact; prepare_data.py --stage taxonomy --force is the only way to regenerate it.</w:t>
-      </w:r>
-    </w:p>
-    <w:p>
-      <w:r>
-        <w:rPr>
-          <w:b w:val="0"/>
-          <w:i w:val="0"/>
-        </w:rPr>
-        <w:t>Why this matters as a design choice: because topic extraction is mechanical for THIS dataset, we get deterministic, free topic labels without spending LLM calls per turn. The trade-off is that the regex bank is fitted to Syncora.ai's synthetic templates; on real free-form customer support text we would need an LLM-based opener parser instead. The plug-in point already exists at backend.preprocessing.taxonomy.extract_slot() and Section 9 names two candidate replacements.</w:t>
+        <w:t>We extract the product name (the topic) from each opener using a small set of patterns, then group the 51 distinct product names into 15 broader categories (Payments &amp; Wallet, Billing &amp; Refunds, Healthcare Services, etc.) using a one-shot LLM grouping call. These 15 categories are frozen and used as the topic vocabulary throughout the rest of the system. The pattern bank is fitted to this dataset; a more general LLM-based extractor is the planned replacement (Section 8).</w:t>
       </w:r>
     </w:p>
     <w:tbl>
@@ -1186,7 +1111,15 @@
           <w:b w:val="0"/>
           <w:i w:val="0"/>
         </w:rPr>
-        <w:t>Two-tier architecture: an offline preparation pipeline produces two persistent stores (SQLite for structured rollups, ChromaDB for multilingual semantic search), and an online agent loop combines them via six narrowly-typed tools to answer analyst questions.</w:t>
+        <w:t>Two clearly separated parts: a preprocessing pipeline that runs once offline to turn the raw CSV into labelled, searchable data, and an online serving path that uses an AI agent to answer questions over that data.</w:t>
+      </w:r>
+    </w:p>
+    <w:p>
+      <w:pPr>
+        <w:pStyle w:val="Heading2"/>
+      </w:pPr>
+      <w:r>
+        <w:t>3.1 Preprocessing pipeline (offline, one-shot)</w:t>
       </w:r>
     </w:p>
     <w:p>
@@ -1199,18 +1132,112 @@
           <w:rFonts w:ascii="DejaVu Sans Mono" w:hAnsi="DejaVu Sans Mono"/>
           <w:sz w:val="18"/>
         </w:rPr>
-        <w:t>CSV ─► prefix_clean ─► per-distinct-prefix Haiku classifier ─► rollups ─► SQLite</w:t>
+        <w:t xml:space="preserve">         ┌────────────────────────────┐</w:t>
         <w:br/>
-        <w:t xml:space="preserve">                                                                       └► ChromaDB</w:t>
+        <w:t xml:space="preserve">         │  Raw CSV (42k turns)       │</w:t>
         <w:br/>
+        <w:t xml:space="preserve">         └─────────────┬──────────────┘</w:t>
         <w:br/>
-        <w:t>Streamlit ─► FastAPI /ask ─► Planner (Sonnet 4.6, tool-use) ─► Synthesizer (emit_answer)</w:t>
+        <w:t xml:space="preserve">                       ▼</w:t>
         <w:br/>
-        <w:t xml:space="preserve">                              tools: query_conversations, query_agents,</w:t>
+        <w:t xml:space="preserve">         ┌────────────────────────────┐</w:t>
         <w:br/>
-        <w:t xml:space="preserve">                                     semantic_search, get_trajectory,</w:t>
+        <w:t xml:space="preserve">         │  Clean each turn's text    │</w:t>
         <w:br/>
-        <w:t xml:space="preserve">                                     get_conversation, list_topics</w:t>
+        <w:t xml:space="preserve">         │  (strip random gibberish)  │</w:t>
+        <w:br/>
+        <w:t xml:space="preserve">         └─────────────┬──────────────┘</w:t>
+        <w:br/>
+        <w:t xml:space="preserve">                       ▼</w:t>
+        <w:br/>
+        <w:t xml:space="preserve">         ┌────────────────────────────┐</w:t>
+        <w:br/>
+        <w:t xml:space="preserve">         │  Label each distinct       │</w:t>
+        <w:br/>
+        <w:t xml:space="preserve">         │  sentence with AI          │</w:t>
+        <w:br/>
+        <w:t xml:space="preserve">         │  (sentiment, intent,       │</w:t>
+        <w:br/>
+        <w:t xml:space="preserve">         │   empathy, language, …)    │</w:t>
+        <w:br/>
+        <w:t xml:space="preserve">         └─────────────┬──────────────┘</w:t>
+        <w:br/>
+        <w:t xml:space="preserve">                       ▼</w:t>
+        <w:br/>
+        <w:t xml:space="preserve">         ┌────────────────────────────┐</w:t>
+        <w:br/>
+        <w:t xml:space="preserve">         │  Roll up to conversation   │</w:t>
+        <w:br/>
+        <w:t xml:space="preserve">         │  and agent level + extract │</w:t>
+        <w:br/>
+        <w:t xml:space="preserve">         │  topic per conversation    │</w:t>
+        <w:br/>
+        <w:t xml:space="preserve">         └─────────────┬──────────────┘</w:t>
+        <w:br/>
+        <w:t xml:space="preserve">                       │</w:t>
+        <w:br/>
+        <w:t xml:space="preserve">          ┌────────────┴────────────┐</w:t>
+        <w:br/>
+        <w:t xml:space="preserve">          ▼                         ▼</w:t>
+        <w:br/>
+        <w:t xml:space="preserve">   ┌────────────┐           ┌──────────────┐</w:t>
+        <w:br/>
+        <w:t xml:space="preserve">   │ Structured │           │ Vector store │</w:t>
+        <w:br/>
+        <w:t xml:space="preserve">   │ database   │           │ (multilingual│</w:t>
+        <w:br/>
+        <w:t xml:space="preserve">   │ (SQLite)   │           │  embeddings) │</w:t>
+        <w:br/>
+        <w:t xml:space="preserve">   └────────────┘           └──────────────┘</w:t>
+      </w:r>
+    </w:p>
+    <w:p>
+      <w:r>
+        <w:rPr>
+          <w:b w:val="0"/>
+          <w:i w:val="0"/>
+        </w:rPr>
+        <w:t>Important pieces (high level):</w:t>
+      </w:r>
+    </w:p>
+    <w:p>
+      <w:pPr>
+        <w:pStyle w:val="ListBullet"/>
+      </w:pPr>
+      <w:r>
+        <w:t>The data cleaner — strips the synthetic gibberish from each turn.</w:t>
+      </w:r>
+    </w:p>
+    <w:p>
+      <w:pPr>
+        <w:pStyle w:val="ListBullet"/>
+      </w:pPr>
+      <w:r>
+        <w:t>The labeller — sends each distinct sentence once to a fast AI model and copies the labels onto every matching turn.</w:t>
+      </w:r>
+    </w:p>
+    <w:p>
+      <w:pPr>
+        <w:pStyle w:val="ListBullet"/>
+      </w:pPr>
+      <w:r>
+        <w:t>The topic extractor — recognises which product / service the customer is calling about, then groups those into a small set of analyst-friendly categories.</w:t>
+      </w:r>
+    </w:p>
+    <w:p>
+      <w:pPr>
+        <w:pStyle w:val="ListBullet"/>
+      </w:pPr>
+      <w:r>
+        <w:t>The rollups — produce ready-to-query views per conversation and per agent.</w:t>
+      </w:r>
+    </w:p>
+    <w:p>
+      <w:pPr>
+        <w:pStyle w:val="ListBullet"/>
+      </w:pPr>
+      <w:r>
+        <w:t>The vector-store seeder — embeds each conversation using a multilingual model so semantic search works in both English and Hindi/Hinglish.</w:t>
       </w:r>
     </w:p>
     <w:p>
@@ -1218,7 +1245,91 @@
         <w:pStyle w:val="Heading2"/>
       </w:pPr>
       <w:r>
-        <w:t>Components</w:t>
+        <w:t>3.2 Online serving (per analyst question)</w:t>
+      </w:r>
+    </w:p>
+    <w:p>
+      <w:pPr>
+        <w:spacing w:before="80" w:after="80"/>
+        <w:ind w:left="360"/>
+      </w:pPr>
+      <w:r>
+        <w:rPr>
+          <w:rFonts w:ascii="DejaVu Sans Mono" w:hAnsi="DejaVu Sans Mono"/>
+          <w:sz w:val="18"/>
+        </w:rPr>
+        <w:t xml:space="preserve">         ┌────────────────────────────┐</w:t>
+        <w:br/>
+        <w:t xml:space="preserve">         │  Analyst types a question  │</w:t>
+        <w:br/>
+        <w:t xml:space="preserve">         │  in the chat UI            │</w:t>
+        <w:br/>
+        <w:t xml:space="preserve">         └─────────────┬──────────────┘</w:t>
+        <w:br/>
+        <w:t xml:space="preserve">                       ▼</w:t>
+        <w:br/>
+        <w:t xml:space="preserve">         ┌────────────────────────────┐</w:t>
+        <w:br/>
+        <w:t xml:space="preserve">         │  Web API endpoint          │</w:t>
+        <w:br/>
+        <w:t xml:space="preserve">         │  (receives /ask request)   │</w:t>
+        <w:br/>
+        <w:t xml:space="preserve">         └─────────────┬──────────────┘</w:t>
+        <w:br/>
+        <w:t xml:space="preserve">                       ▼</w:t>
+        <w:br/>
+        <w:t xml:space="preserve">         ┌────────────────────────────┐</w:t>
+        <w:br/>
+        <w:t xml:space="preserve">         │  AI agent (the planner):   │</w:t>
+        <w:br/>
+        <w:t xml:space="preserve">         │  decides which tools to    │</w:t>
+        <w:br/>
+        <w:t xml:space="preserve">         │  call, reads results, and  │</w:t>
+        <w:br/>
+        <w:t xml:space="preserve">         │  loops until it has enough │</w:t>
+        <w:br/>
+        <w:t xml:space="preserve">         │  evidence                  │</w:t>
+        <w:br/>
+        <w:t xml:space="preserve">         └─────────────┬──────────────┘</w:t>
+        <w:br/>
+        <w:t xml:space="preserve">                       │ uses</w:t>
+        <w:br/>
+        <w:t xml:space="preserve">                       ▼</w:t>
+        <w:br/>
+        <w:t xml:space="preserve">         ┌────────────────────────────┐</w:t>
+        <w:br/>
+        <w:t xml:space="preserve">         │  Six tools: aggregate over │</w:t>
+        <w:br/>
+        <w:t xml:space="preserve">         │  the database; semantic    │</w:t>
+        <w:br/>
+        <w:t xml:space="preserve">         │  search the vector store;  │</w:t>
+        <w:br/>
+        <w:t xml:space="preserve">         │  look up specific          │</w:t>
+        <w:br/>
+        <w:t xml:space="preserve">         │  conversations or topics   │</w:t>
+        <w:br/>
+        <w:t xml:space="preserve">         └─────────────┬──────────────┘</w:t>
+        <w:br/>
+        <w:t xml:space="preserve">                       ▼</w:t>
+        <w:br/>
+        <w:t xml:space="preserve">         ┌────────────────────────────┐</w:t>
+        <w:br/>
+        <w:t xml:space="preserve">         │  Structured answer:        │</w:t>
+        <w:br/>
+        <w:t xml:space="preserve">         │  prose + cited quotes +    │</w:t>
+        <w:br/>
+        <w:t xml:space="preserve">         │  reasoning + uncertainty   │</w:t>
+        <w:br/>
+        <w:t xml:space="preserve">         └────────────────────────────┘</w:t>
+      </w:r>
+    </w:p>
+    <w:p>
+      <w:r>
+        <w:rPr>
+          <w:b w:val="0"/>
+          <w:i w:val="0"/>
+        </w:rPr>
+        <w:t>Important pieces (high level):</w:t>
       </w:r>
     </w:p>
     <w:p>
@@ -1226,7 +1337,7 @@
         <w:pStyle w:val="ListBullet"/>
       </w:pPr>
       <w:r>
-        <w:t>scripts/prepare_data.py — staged pipeline (ingest_raw, taxonomy, classify, rollups, embed). Every stage is idempotent and resumable.</w:t>
+        <w:t>The chat UI — where the analyst types their question and sees the answer with evidence cards.</w:t>
       </w:r>
     </w:p>
     <w:p>
@@ -1234,7 +1345,7 @@
         <w:pStyle w:val="ListBullet"/>
       </w:pPr>
       <w:r>
-        <w:t>backend/preprocessing/ (text.py + taxonomy.py + classifier.py + rollups.py + embed.py) — one file per offline preparation stage; cleanly testable in isolation. Lives in its own subpackage so the offline-vs-serving boundary is explicit at import time.</w:t>
+        <w:t>The web API — accepts a question, returns the structured answer; can also be called from scripts or other systems.</w:t>
       </w:r>
     </w:p>
     <w:p>
@@ -1242,7 +1353,7 @@
         <w:pStyle w:val="ListBullet"/>
       </w:pPr>
       <w:r>
-        <w:t>backend/tools.py — the six tool functions, each with Pydantic input/output schemas. Tool definitions for Anthropic's API are auto-generated from the Pydantic models.</w:t>
+        <w:t>The agent — the brain that decides what tools to call to answer the question.</w:t>
       </w:r>
     </w:p>
     <w:p>
@@ -1250,7 +1361,7 @@
         <w:pStyle w:val="ListBullet"/>
       </w:pPr>
       <w:r>
-        <w:t>backend/agent.py — single Claude Sonnet 4.6 tool-use loop that emits a structured AnswerEnvelope via a synthetic emit_answer tool.</w:t>
+        <w:t>The tools — the agent's hands; the six things the agent is allowed to ask the data for.</w:t>
       </w:r>
     </w:p>
     <w:p>
@@ -1258,31 +1369,7 @@
         <w:pStyle w:val="ListBullet"/>
       </w:pPr>
       <w:r>
-        <w:t>backend/api.py — FastAPI POST /ask returning AnswerEnvelope; auto-OpenAPI at /docs.</w:t>
-      </w:r>
-    </w:p>
-    <w:p>
-      <w:pPr>
-        <w:pStyle w:val="ListBullet"/>
-      </w:pPr>
-      <w:r>
-        <w:t>backend/memory.py — session-scoped SQLite memory, 24h TTL, regex PII redaction (emails, phones, cards) before persistence.</w:t>
-      </w:r>
-    </w:p>
-    <w:p>
-      <w:pPr>
-        <w:pStyle w:val="ListBullet"/>
-      </w:pPr>
-      <w:r>
-        <w:t>ui/app.py — Streamlit chat with evidence cards, sample-question chips, and an expandable tool-call trace.</w:t>
-      </w:r>
-    </w:p>
-    <w:p>
-      <w:pPr>
-        <w:pStyle w:val="ListBullet"/>
-      </w:pPr>
-      <w:r>
-        <w:t>eval/run_eval.py — 15-question harness with Haiku-as-judge grounding check.</w:t>
+        <w:t>Session memory — short-term context so follow-up questions can refer back to earlier answers within the same session.</w:t>
       </w:r>
     </w:p>
     <w:p>
@@ -1299,7 +1386,7 @@
           <w:b w:val="0"/>
           <w:i w:val="0"/>
         </w:rPr>
-        <w:t>A single Claude Sonnet 4.6 call orchestrates planning, tool use, and synthesis. The model is given the six tool definitions plus a synthetic emit_answer tool whose input schema IS the AnswerEnvelope. The model must call emit_answer exactly once when ready, which forces the output into a structured JSON shape rather than free prose.</w:t>
+        <w:t>A single Claude Sonnet 4.6 agent handles planning, tool use, and synthesis, following the ReAct pattern (think → act → observe → repeat). The flow looks like below.</w:t>
       </w:r>
     </w:p>
     <w:p>
@@ -1392,7 +1479,7 @@
         </w:tc>
         <w:tc>
           <w:tcPr>
-            <w:tcW w:type="dxa" w:w="4320"/>
+            <w:tcW w:type="dxa" w:w="3600"/>
           </w:tcPr>
           <w:p>
             <w:r/>
@@ -1407,7 +1494,7 @@
         </w:tc>
         <w:tc>
           <w:tcPr>
-            <w:tcW w:type="dxa" w:w="2448"/>
+            <w:tcW w:type="dxa" w:w="3744"/>
           </w:tcPr>
           <w:p>
             <w:r/>
@@ -1439,7 +1526,7 @@
         </w:tc>
         <w:tc>
           <w:tcPr>
-            <w:tcW w:type="dxa" w:w="4320"/>
+            <w:tcW w:type="dxa" w:w="3600"/>
             <w:vAlign w:val="top"/>
           </w:tcPr>
           <w:p>
@@ -1448,13 +1535,13 @@
               <w:rPr>
                 <w:sz w:val="18"/>
               </w:rPr>
-              <w:t>Filtered/grouped SQL over conversations. Counts, rankings, averages, time bucketing.</w:t>
+              <w:t>Counts, ranks, or averages metrics across conversations, optionally filtered by date, topic, sentiment, or agent.</w:t>
             </w:r>
           </w:p>
         </w:tc>
         <w:tc>
           <w:tcPr>
-            <w:tcW w:type="dxa" w:w="2448"/>
+            <w:tcW w:type="dxa" w:w="3744"/>
             <w:vAlign w:val="top"/>
           </w:tcPr>
           <w:p>
@@ -1463,7 +1550,7 @@
               <w:rPr>
                 <w:sz w:val="18"/>
               </w:rPr>
-              <w:t>Q1 / Q4 aggregations</w:t>
+              <w:t>Lets the agent answer 'how many', 'top N', and 'compare over time' questions — e.g. ranking topics by negative sentiment in a given month.</w:t>
             </w:r>
           </w:p>
         </w:tc>
@@ -1486,7 +1573,7 @@
         </w:tc>
         <w:tc>
           <w:tcPr>
-            <w:tcW w:type="dxa" w:w="4320"/>
+            <w:tcW w:type="dxa" w:w="3600"/>
             <w:vAlign w:val="top"/>
           </w:tcPr>
           <w:p>
@@ -1495,13 +1582,13 @@
               <w:rPr>
                 <w:sz w:val="18"/>
               </w:rPr>
-              <w:t>Sorted SQL over agents rollup. Coaching ranks, performance lists.</w:t>
+              <w:t>Same as above but at the agent level — ranks agents by empathy, resolution rate, escalation rate, and so on.</w:t>
             </w:r>
           </w:p>
         </w:tc>
         <w:tc>
           <w:tcPr>
-            <w:tcW w:type="dxa" w:w="2448"/>
+            <w:tcW w:type="dxa" w:w="3744"/>
             <w:vAlign w:val="top"/>
           </w:tcPr>
           <w:p>
@@ -1510,7 +1597,7 @@
               <w:rPr>
                 <w:sz w:val="18"/>
               </w:rPr>
-              <w:t>Q2 agent ranking</w:t>
+              <w:t>Lets the agent answer 'which agent / how does agent X compare' questions — e.g. surfacing the lowest-empathy agents for a coaching review.</w:t>
             </w:r>
           </w:p>
         </w:tc>
@@ -1533,7 +1620,7 @@
         </w:tc>
         <w:tc>
           <w:tcPr>
-            <w:tcW w:type="dxa" w:w="4320"/>
+            <w:tcW w:type="dxa" w:w="3600"/>
             <w:vAlign w:val="top"/>
           </w:tcPr>
           <w:p>
@@ -1542,13 +1629,13 @@
               <w:rPr>
                 <w:sz w:val="18"/>
               </w:rPr>
-              <w:t>Cosine search over multilingual ChromaDB. Finds conversations by MEANING, not column.</w:t>
+              <w:t>Finds conversations whose meaning matches a free-form query, in either English or Hindi/Hinglish.</w:t>
             </w:r>
           </w:p>
         </w:tc>
         <w:tc>
           <w:tcPr>
-            <w:tcW w:type="dxa" w:w="2448"/>
+            <w:tcW w:type="dxa" w:w="3744"/>
             <w:vAlign w:val="top"/>
           </w:tcPr>
           <w:p>
@@ -1557,7 +1644,7 @@
               <w:rPr>
                 <w:sz w:val="18"/>
               </w:rPr>
-              <w:t>Evidence retrieval, similar-case lookup, bilingual queries</w:t>
+              <w:t>Lets the agent retrieve example conversations as evidence even when no exact word match exists — e.g. 'show me cases where the customer was rushed' returning Hinglish urgency phrases.</w:t>
             </w:r>
           </w:p>
         </w:tc>
@@ -1580,7 +1667,7 @@
         </w:tc>
         <w:tc>
           <w:tcPr>
-            <w:tcW w:type="dxa" w:w="4320"/>
+            <w:tcW w:type="dxa" w:w="3600"/>
             <w:vAlign w:val="top"/>
           </w:tcPr>
           <w:p>
@@ -1589,13 +1676,13 @@
               <w:rPr>
                 <w:sz w:val="18"/>
               </w:rPr>
-              <w:t>Per-turn sentiment arc + intent/empathy for one conv. Compact arc + interleaved turns.</w:t>
+              <w:t>Returns how customer sentiment changed turn-by-turn within one specific conversation.</w:t>
             </w:r>
           </w:p>
         </w:tc>
         <w:tc>
           <w:tcPr>
-            <w:tcW w:type="dxa" w:w="2448"/>
+            <w:tcW w:type="dxa" w:w="3744"/>
             <w:vAlign w:val="top"/>
           </w:tcPr>
           <w:p>
@@ -1604,7 +1691,7 @@
               <w:rPr>
                 <w:sz w:val="18"/>
               </w:rPr>
-              <w:t>Q3 trajectory narration</w:t>
+              <w:t>Lets the agent narrate the emotional arc of a single conversation — e.g. spotting when frustration peaked and whether it was resolved by the end.</w:t>
             </w:r>
           </w:p>
         </w:tc>
@@ -1627,7 +1714,7 @@
         </w:tc>
         <w:tc>
           <w:tcPr>
-            <w:tcW w:type="dxa" w:w="4320"/>
+            <w:tcW w:type="dxa" w:w="3600"/>
             <w:vAlign w:val="top"/>
           </w:tcPr>
           <w:p>
@@ -1636,13 +1723,13 @@
               <w:rPr>
                 <w:sz w:val="18"/>
               </w:rPr>
-              <w:t>Full transcript of one conv with optional EN translation. For quoting in evidence.</w:t>
+              <w:t>Returns the full transcript of one conversation, with both original and translated text.</w:t>
             </w:r>
           </w:p>
         </w:tc>
         <w:tc>
           <w:tcPr>
-            <w:tcW w:type="dxa" w:w="2448"/>
+            <w:tcW w:type="dxa" w:w="3744"/>
             <w:vAlign w:val="top"/>
           </w:tcPr>
           <w:p>
@@ -1651,7 +1738,7 @@
               <w:rPr>
                 <w:sz w:val="18"/>
               </w:rPr>
-              <w:t>Drill-down after a conv_id is identified</w:t>
+              <w:t>Lets the agent quote verbatim from a specific conversation as supporting evidence — typically used right after semantic_search has identified an interesting case.</w:t>
             </w:r>
           </w:p>
         </w:tc>
@@ -1674,7 +1761,7 @@
         </w:tc>
         <w:tc>
           <w:tcPr>
-            <w:tcW w:type="dxa" w:w="4320"/>
+            <w:tcW w:type="dxa" w:w="3600"/>
             <w:vAlign w:val="top"/>
           </w:tcPr>
           <w:p>
@@ -1683,13 +1770,13 @@
               <w:rPr>
                 <w:sz w:val="18"/>
               </w:rPr>
-              <w:t>The 15-category taxonomy with conv counts and optional examples per topic.</w:t>
+              <w:t>Returns the list of the 15 topic categories the system knows about, with how many conversations fall under each.</w:t>
             </w:r>
           </w:p>
         </w:tc>
         <w:tc>
           <w:tcPr>
-            <w:tcW w:type="dxa" w:w="2448"/>
+            <w:tcW w:type="dxa" w:w="3744"/>
             <w:vAlign w:val="top"/>
           </w:tcPr>
           <w:p>
@@ -1698,7 +1785,7 @@
               <w:rPr>
                 <w:sz w:val="18"/>
               </w:rPr>
-              <w:t>Discoverability — gives the planner valid filter values</w:t>
+              <w:t>Lets the agent discover which topic labels are valid filter values before composing other queries — and gives the analyst a quick map of the dataset.</w:t>
             </w:r>
           </w:p>
         </w:tc>
@@ -1709,7 +1796,7 @@
         <w:pStyle w:val="Heading2"/>
       </w:pPr>
       <w:r>
-        <w:t>Worked example: question 2 (agents needing coaching)</w:t>
+        <w:t>Worked example: agents needing coaching</w:t>
       </w:r>
     </w:p>
     <w:p>
@@ -1718,42 +1805,15 @@
           <w:b w:val="0"/>
           <w:i w:val="0"/>
         </w:rPr>
-        <w:t>The planner composed five tool calls in sequence and surfaced three specific agents with verbatim quotes:</w:t>
+        <w:t>On this question the agent ran 5 tool calls in ~75s: rank agents by empathy → semantic search for low-empathy conversations → drill into two specific conversations → cross-reference the pattern. The final answer named three specific agents and quoted both English and Hinglish customer turns as evidence.</w:t>
       </w:r>
     </w:p>
     <w:p>
       <w:pPr>
-        <w:spacing w:before="80" w:after="80"/>
-        <w:ind w:left="360"/>
+        <w:pStyle w:val="Heading2"/>
       </w:pPr>
       <w:r>
-        <w:rPr>
-          <w:rFonts w:ascii="DejaVu Sans Mono" w:hAnsi="DejaVu Sans Mono"/>
-          <w:sz w:val="18"/>
-        </w:rPr>
-        <w:t>1. query_agents(min_conv_count=2, sort_by=empathy_mean, order=asc, limit=10)</w:t>
-        <w:br/>
-        <w:t xml:space="preserve">   → 10 agent rows ranked by empathy</w:t>
-        <w:br/>
-        <w:t>2. semantic_search(query='dismissive agent reply', sentiment_max=-0.3, k=5)</w:t>
-        <w:br/>
-        <w:t xml:space="preserve">   → 5 conversations with low sentiment + low empathy</w:t>
-        <w:br/>
-        <w:t>3. get_conversation(conv_id=C0003634)</w:t>
-        <w:br/>
-        <w:t xml:space="preserve">   → full 16-turn transcript of AgentVYJS's worst conversation</w:t>
-        <w:br/>
-        <w:t>4. get_conversation(conv_id=C0009976)</w:t>
-        <w:br/>
-        <w:t xml:space="preserve">   → full transcript of AgentTXPF's worst conversation</w:t>
-        <w:br/>
-        <w:t>5. semantic_search(query='scripted unhelpful response', k=5)</w:t>
-        <w:br/>
-        <w:t xml:space="preserve">   → cross-references the scripted-response pattern across topics</w:t>
-        <w:br/>
-        <w:t>6. emit_answer(answer=…, evidence=[3 items with verbatim Hindi+English</w:t>
-        <w:br/>
-        <w:t xml:space="preserve">               quotes], reasoning_brief=…)</w:t>
+        <w:t>Design choice: single-agent over multi-agent</w:t>
       </w:r>
     </w:p>
     <w:p>
@@ -1762,33 +1822,7 @@
           <w:b w:val="0"/>
           <w:i w:val="0"/>
         </w:rPr>
-        <w:t>The answer named AgentVYJS, AgentTXPF, and AgentTVAX; quoted the Hinglish urgency cue "Thoda jaldi please, flight in 2 hours" and the repeated scripted agent reply "I understand this is frustrating. I'm investigating now."; and identified four concrete coaching themes (personalising empathy, reading urgency cues, avoiding off-topic replies, offering escalation paths). Total wall-clock time: 75 seconds.</w:t>
-      </w:r>
-    </w:p>
-    <w:p>
-      <w:pPr>
-        <w:pStyle w:val="Heading2"/>
-      </w:pPr>
-      <w:r>
-        <w:t>Design choice: single-agent + tool-use</w:t>
-      </w:r>
-    </w:p>
-    <w:p>
-      <w:r>
-        <w:rPr>
-          <w:b w:val="0"/>
-          <w:i w:val="0"/>
-        </w:rPr>
-        <w:t>The design is one Sonnet 4.6 call running a tool-use loop with a structured-output sink. It qualifies as an agent (autonomous tool selection, state-aware iteration, self-termination) and meets the assignment's bar of a deliberate workflow rather than a single prompt.</w:t>
-      </w:r>
-    </w:p>
-    <w:p>
-      <w:r>
-        <w:rPr>
-          <w:b w:val="0"/>
-          <w:i w:val="0"/>
-        </w:rPr>
-        <w:t>We chose single-agent + tool-use over a multi-agent design (orchestrator + specialised sub-agents) because the task does not require specialisation: the same model decides which slice of data to fetch, reads the result, and writes the synthesis. Keeping that in one continuous context preserves reasoning across the 1-11 tool calls a single question may need, with no handoff loss between sub-agents and without multiplying Anthropic round trips. The natural extension when richer agency is justified is a Critic agent — listed as the highest-leverage item in Section 9.</w:t>
+        <w:t>One agent rather than an orchestrator + specialised sub-agents. The task doesn't need specialisation — the same model can decide what to fetch, read the result, and write the synthesis — and keeping it in one continuous context avoids handoff loss and extra LLM round trips. The natural extension when richer agency is needed is a critic agent (Section 8).</w:t>
       </w:r>
     </w:p>
     <w:p>
@@ -2258,7 +2292,7 @@
           <w:b w:val="0"/>
           <w:i w:val="0"/>
         </w:rPr>
-        <w:t>Each question is scored on five dimensions: tool selection (expected tool appears in trace), keyword coverage (fraction of expected keywords present), evidence count (meets minimum), grounding (LLM-as-judge), and latency. A question passes when tool-selection AND coverage ≥ 0.5 AND evidence count are all satisfied. Grounding is reported as an independent column.</w:t>
+        <w:t>Each question is scored on five dimensions: whether the expected tools were called, keyword coverage in the answer, evidence count, grounding (LLM-as-judge), and latency. A question passes the first three; grounding is reported as an independent column.</w:t>
       </w:r>
     </w:p>
     <w:p>
@@ -4944,35 +4978,75 @@
       </w:r>
     </w:p>
     <w:p>
-      <w:pPr>
-        <w:pStyle w:val="ListBullet"/>
-      </w:pPr>
       <w:r>
-        <w:t>Indexed: one ChromaDB document per conversation. Document text = role-tagged turns ([customer] / [agent]) in turn_index order, joined by newlines. The ORIGINAL text_clean is embedded — not the English translation — because the configured embedding model is multilingual. Per-doc metadata: conv_id, agent_name, customer_name, turn_count, start_ts, end_ts, topic, customer_sentiment_overall, escalation_flag, language.</w:t>
+        <w:rPr>
+          <w:b/>
+          <w:i w:val="0"/>
+        </w:rPr>
+        <w:t>How retrieval is indexed:</w:t>
       </w:r>
     </w:p>
     <w:p>
-      <w:pPr>
-        <w:pStyle w:val="ListBullet"/>
-      </w:pPr>
       <w:r>
-        <w:t>Triggered: when the planner judges that a question needs examples, evidence, or 'similar cases' — patterns it has been instructed to recognise. In the eval set, semantic_search fired on 9 of 15 questions, most heavily on agent-coaching, recurring-concerns, and all Hindi/Hinglish queries.</w:t>
+        <w:rPr>
+          <w:b w:val="0"/>
+          <w:i w:val="0"/>
+        </w:rPr>
+        <w:t>One document per conversation, stored in a local vector store using a multilingual embedding model so a single index covers both English and Hindi/Hinglish without translation. Each document also carries metadata (topic, agent, language, sentiment, escalation flag) so retrieval can be scoped to a subset of the dataset.</w:t>
       </w:r>
     </w:p>
     <w:p>
-      <w:pPr>
-        <w:pStyle w:val="ListBullet"/>
-      </w:pPr>
       <w:r>
-        <w:t>Evidence returned: top-k (conv_id, similarity, document excerpt, metadata) tuples respecting any topic / agent / language / sentiment filters the planner attaches. The Synthesizer then pulls the most relevant via get_conversation for verbatim quoting in the evidence list.</w:t>
+        <w:rPr>
+          <w:b/>
+          <w:i w:val="0"/>
+        </w:rPr>
+        <w:t>When retrieval is triggered:</w:t>
       </w:r>
     </w:p>
     <w:p>
-      <w:pPr>
-        <w:pStyle w:val="ListBullet"/>
-      </w:pPr>
       <w:r>
-        <w:t>Improvement to answer: lifts answers from generic statistics to evidence-backed specifics — the saved user preference is to surface concrete examples over statistical caveats, and the eval confirms this: 9 of 15 answers include at least 3 evidence items, every Hindi-language answer retrieves at least one original-language quote.</w:t>
+        <w:rPr>
+          <w:b w:val="0"/>
+          <w:i w:val="0"/>
+        </w:rPr>
+        <w:t>The agent decides on its own — it reaches for semantic search whenever the analyst asks for examples, evidence, or similar cases. In the evaluation set this happened on 9 of 15 questions, most heavily on agent-coaching and Hindi/Hinglish queries.</w:t>
+      </w:r>
+    </w:p>
+    <w:p>
+      <w:r>
+        <w:rPr>
+          <w:b/>
+          <w:i w:val="0"/>
+        </w:rPr>
+        <w:t>What evidence is returned:</w:t>
+      </w:r>
+    </w:p>
+    <w:p>
+      <w:r>
+        <w:rPr>
+          <w:b w:val="0"/>
+          <w:i w:val="0"/>
+        </w:rPr>
+        <w:t>The top few most semantically similar conversations (typically 3–5), each with a similarity score, a short excerpt, and the indexed metadata. The agent then pulls verbatim quotes from the most relevant ones into the final answer's evidence section.</w:t>
+      </w:r>
+    </w:p>
+    <w:p>
+      <w:r>
+        <w:rPr>
+          <w:b/>
+          <w:i w:val="0"/>
+        </w:rPr>
+        <w:t>How retrieval improves the final answer:</w:t>
+      </w:r>
+    </w:p>
+    <w:p>
+      <w:r>
+        <w:rPr>
+          <w:b w:val="0"/>
+          <w:i w:val="0"/>
+        </w:rPr>
+        <w:t>It lifts answers from generic statistics to cited, concrete examples — real conversations over statistical disclaimers. In the eval, 9 of 15 answers include 3+ evidence quotes, and every Hindi-language question is answered with at least one original-language quote.</w:t>
       </w:r>
     </w:p>
     <w:p>
@@ -4980,31 +5054,61 @@
         <w:pStyle w:val="Heading2"/>
       </w:pPr>
       <w:r>
-        <w:t>7.2 Specialised LLM agent (sentiment-trajectory analyst)</w:t>
+        <w:t>7.2 Specialised LLM for offline labelling</w:t>
       </w:r>
     </w:p>
     <w:p>
-      <w:pPr>
-        <w:pStyle w:val="ListBullet"/>
-      </w:pPr>
       <w:r>
-        <w:t>Chosen: a purpose-built sentiment-trajectory analyst implemented through the get_trajectory tool plus a dedicated Sonnet prompt path. The tool returns the compact customer_arc array plus per-turn role/intent/empathy/text fields. The planner uses get_trajectory whenever the question references a specific conv_id and asks about sentiment change over time.</w:t>
+        <w:rPr>
+          <w:b/>
+          <w:i w:val="0"/>
+        </w:rPr>
+        <w:t>Why this was chosen:</w:t>
       </w:r>
     </w:p>
     <w:p>
-      <w:pPr>
-        <w:pStyle w:val="ListBullet"/>
-      </w:pPr>
       <w:r>
-        <w:t>Fits into the flow: complements the structured-aggregation path. Where query_conversations/query_agents handle ‘which / how many / highest’ questions, get_trajectory handles ‘why did it go wrong inside THIS conversation’ — letting the same agent loop answer both population-level and conversation-level analytical questions.</w:t>
+        <w:rPr>
+          <w:b w:val="0"/>
+          <w:i w:val="0"/>
+        </w:rPr>
+        <w:t>We use an LLM to do topic extraction, sentiment analysis, intent detection, empathy detection, and language detection on every turn. Classical ML classifiers would need labelled training data we don't have and would struggle with the bilingual English + Hindi/Hinglish mix; an LLM handles both out of the box.</w:t>
       </w:r>
     </w:p>
     <w:p>
-      <w:pPr>
-        <w:pStyle w:val="ListBullet"/>
-      </w:pPr>
       <w:r>
-        <w:t>Evaluation: both trajectory questions in the eval set (Q06 Hinglish and Q07 English) passed with full coverage and 3 evidence items each. The Q06 narrative identified an inflection turn (turn 14, +0.6 spike after a transient resolution) and a relapse (turn 16, back to –0.6) before quoting the customer's urgency cue verbatim — exactly the kind of analyst-actionable summary the assignment asks for.</w:t>
+        <w:rPr>
+          <w:b/>
+          <w:i w:val="0"/>
+        </w:rPr>
+        <w:t>How it fits the flow:</w:t>
+      </w:r>
+    </w:p>
+    <w:p>
+      <w:r>
+        <w:rPr>
+          <w:b w:val="0"/>
+          <w:i w:val="0"/>
+        </w:rPr>
+        <w:t>The labelling runs once offline, then the labels and their rollups (per conversation, per agent) are saved into the database. At question time the runtime tools just read these precomputed values directly — no LLM call per tool — so the agent can answer most questions in seconds.</w:t>
+      </w:r>
+    </w:p>
+    <w:p>
+      <w:r>
+        <w:rPr>
+          <w:b/>
+          <w:i w:val="0"/>
+        </w:rPr>
+        <w:t>How its usefulness was evaluated:</w:t>
+      </w:r>
+    </w:p>
+    <w:p>
+      <w:r>
+        <w:rPr>
+          <w:b w:val="0"/>
+          <w:i w:val="0"/>
+        </w:rPr>
+        <w:t>The labels are checked indirectly by the evaluation set: questions like "topics with most negative sentiment last month" or "agents with lowest empathy" only return the right answers if the underlying labels are correct. All 15 evaluation questions pass, which indicates the labels are reliable enough for analyst use.</w:t>
       </w:r>
     </w:p>
     <w:p>
@@ -5016,35 +5120,75 @@
       </w:r>
     </w:p>
     <w:p>
-      <w:pPr>
-        <w:pStyle w:val="ListBullet"/>
-      </w:pPr>
       <w:r>
-        <w:t>Stored: session-scoped SQLite rows keyed by (session_id, turn_idx). Each row stores the analyst's question and the full AnswerEnvelope from the bot's response, plus created_at and expires_at timestamps.</w:t>
+        <w:rPr>
+          <w:b/>
+          <w:i w:val="0"/>
+        </w:rPr>
+        <w:t>What is stored:</w:t>
       </w:r>
     </w:p>
     <w:p>
-      <w:pPr>
-        <w:pStyle w:val="ListBullet"/>
-      </w:pPr>
       <w:r>
-        <w:t>Retrieved: the agent loads the last N=3 turns of the session at the start of every /ask call and prepends them as alternating user / assistant messages before the new question. This lets the planner see prior reasoning and evidence so follow-up questions ("drill into the agent you just mentioned") work without the analyst re-typing context.</w:t>
+        <w:rPr>
+          <w:b w:val="0"/>
+          <w:i w:val="0"/>
+        </w:rPr>
+        <w:t>Each question and its full structured answer are stored in a session-scoped table, keyed by session id and turn index. Stored content is PII-redacted before persistence (emails, phone numbers, card-like numbers replaced with placeholders).</w:t>
       </w:r>
     </w:p>
     <w:p>
-      <w:pPr>
-        <w:pStyle w:val="ListBullet"/>
-      </w:pPr>
       <w:r>
-        <w:t>Affects later responses: enables coherent multi-turn investigations. An analyst can ask Q4 (agents needing coaching), then Q2-style follow-ups about specific agents the previous answer named, without the agent re-running the same SQL aggregations.</w:t>
+        <w:rPr>
+          <w:b/>
+          <w:i w:val="0"/>
+        </w:rPr>
+        <w:t>How it is retrieved:</w:t>
       </w:r>
     </w:p>
     <w:p>
-      <w:pPr>
-        <w:pStyle w:val="ListBullet"/>
-      </w:pPr>
       <w:r>
-        <w:t>Reliability &amp; privacy: 24h TTL (expired rows are filtered on read and lazily purged on write); session_ids are random 16-char hex (no user identifier baked in); regex PII redaction (emails, phones, credit-card-like numeric runs) is applied to both the stored question and the serialised answer envelope before persistence. Synthetic Cust####/Agent#### identifiers from the dataset are intentionally NOT redacted because they are not real PII and are required for follow-up continuity.</w:t>
+        <w:rPr>
+          <w:b w:val="0"/>
+          <w:i w:val="0"/>
+        </w:rPr>
+        <w:t>At the start of every new question, the agent loads the last few turns of the current session and prepends them as prior context before reading the new question. This is automatic — the analyst doesn't have to opt in.</w:t>
+      </w:r>
+    </w:p>
+    <w:p>
+      <w:r>
+        <w:rPr>
+          <w:b/>
+          <w:i w:val="0"/>
+        </w:rPr>
+        <w:t>How it affects later responses:</w:t>
+      </w:r>
+    </w:p>
+    <w:p>
+      <w:r>
+        <w:rPr>
+          <w:b w:val="0"/>
+          <w:i w:val="0"/>
+        </w:rPr>
+        <w:t>Follow-up questions can refer back to earlier ones without the analyst re-typing context — for example, asking about "the agent you just mentioned" works because the prior answer is in the agent's context. The agent can also reuse prior evidence instead of re-fetching it.</w:t>
+      </w:r>
+    </w:p>
+    <w:p>
+      <w:r>
+        <w:rPr>
+          <w:b/>
+          <w:i w:val="0"/>
+        </w:rPr>
+        <w:t>Reliability and privacy considerations:</w:t>
+      </w:r>
+    </w:p>
+    <w:p>
+      <w:r>
+        <w:rPr>
+          <w:b w:val="0"/>
+          <w:i w:val="0"/>
+        </w:rPr>
+        <w:t>Memory is scoped per session so one analyst's questions never bleed into another's, and rows expire after 24 hours so old context doesn't accumulate. Synthetic customer/agent identifiers from the dataset are intentionally not redacted because they are not real PII and follow-up continuity needs them.</w:t>
       </w:r>
     </w:p>
     <w:p>
@@ -5052,151 +5196,88 @@
         <w:pStyle w:val="Heading1"/>
       </w:pPr>
       <w:r>
-        <w:t>8. Limitations</w:t>
+        <w:t>8. Limitations and next improvements</w:t>
       </w:r>
     </w:p>
     <w:p>
-      <w:pPr>
-        <w:pStyle w:val="ListBullet"/>
-      </w:pPr>
       <w:r>
-        <w:t>Topic-slot extraction is dataset-fitted. backend/preprocessing/taxonomy.py uses 8 regex templates derived by inspection of the Syncora.ai openings; on free-form real-world customer openings this would not generalise. Plug-in points exist behind extract_slot() for an LLM-based replacement.</w:t>
+        <w:rPr>
+          <w:b w:val="0"/>
+          <w:i w:val="0"/>
+        </w:rPr>
+        <w:t>The biggest limitation on this project is the time available to build it. The prototype works end-to-end, but every layer has clear room for improvement. The most impactful next steps are below.</w:t>
       </w:r>
     </w:p>
     <w:p>
-      <w:pPr>
-        <w:pStyle w:val="ListBullet"/>
-      </w:pPr>
       <w:r>
-        <w:t>Per-turn timestamps are not monotonic in the source CSV; we use turn_index for ordering and min(turn.timestamp) as conversation_start_ts. Any real production deployment must validate that incoming data has monotonic timestamps before adopting our reliance on turn_index.</w:t>
+        <w:rPr>
+          <w:b/>
+          <w:i w:val="0"/>
+        </w:rPr>
+        <w:t>1. A more general preprocessing approach.</w:t>
       </w:r>
     </w:p>
     <w:p>
-      <w:pPr>
-        <w:pStyle w:val="ListBullet"/>
-      </w:pPr>
       <w:r>
-        <w:t>0 dismissive agent turns in the synthetic data. The empathy axis differentiates 'empathetic' vs 'neutral' only; coaching judgments about dismissive behaviour cannot be made from this dataset.</w:t>
+        <w:rPr>
+          <w:b w:val="0"/>
+          <w:i w:val="0"/>
+        </w:rPr>
+        <w:t>The current preprocessing pipeline is fitted to the specific shape of this dataset — topic extraction uses pattern matching keyed to the templated customer messages, and the data cleaner exploits the specific gibberish-suffix quirk. A more general approach (an LLM-based topic extractor and a content-aware cleaner) is needed before this would work on real, free-form customer messages.</w:t>
       </w:r>
     </w:p>
     <w:p>
-      <w:pPr>
-        <w:pStyle w:val="ListBullet"/>
-      </w:pPr>
       <w:r>
-        <w:t>1.004 conversations per agent on average. Agent-ranking questions cannot draw statistically reliable conclusions; the bot deliberately leans into concrete example interactions instead of statistical rankings (saved user preference).</w:t>
+        <w:rPr>
+          <w:b/>
+          <w:i w:val="0"/>
+        </w:rPr>
+        <w:t>2. A larger eval set with expected answers.</w:t>
       </w:r>
     </w:p>
     <w:p>
-      <w:pPr>
-        <w:pStyle w:val="ListBullet"/>
-      </w:pPr>
       <w:r>
-        <w:t>LLM-as-judge grading is self-correlated. Even though we use Haiku for grading while the agent uses Sonnet, both are Anthropic-family models. Independent grading (e.g. GPT-4) would provide stronger evaluation.</w:t>
+        <w:rPr>
+          <w:b w:val="0"/>
+          <w:i w:val="0"/>
+        </w:rPr>
+        <w:t>The current evaluation set has only 15 questions and no expected answer per question, so it only checks that the right tools were called and that some evidence came back — not whether the actual answer is correct. With a gold-standard expected answer per question, an LLM-as-judge could score completion rate directly (does the actual answer cover the expected content?), and the eval would catch quality regressions rather than just behaviour changes.</w:t>
       </w:r>
     </w:p>
     <w:p>
-      <w:pPr>
-        <w:pStyle w:val="ListBullet"/>
-      </w:pPr>
       <w:r>
-        <w:t>Eval set is small (N=15). Pass rates and grounding means are illustrative; production would need 100+ hand-graded questions plus spot-checked synthetic adversarial cases.</w:t>
+        <w:rPr>
+          <w:b/>
+          <w:i w:val="0"/>
+        </w:rPr>
+        <w:t>3. Production-grade setup.</w:t>
       </w:r>
     </w:p>
     <w:p>
-      <w:pPr>
-        <w:pStyle w:val="ListBullet"/>
-      </w:pPr>
       <w:r>
-        <w:t>Closed-set topic taxonomy. Novel conversation types beyond the 15 categories fall back to 'unknown'. Acceptable for this synthetic dataset (0 unknowns observed) but brittle for production.</w:t>
+        <w:rPr>
+          <w:b w:val="0"/>
+          <w:i w:val="0"/>
+        </w:rPr>
+        <w:t>Several pieces are local-prototype-shaped and would change for a real deployment. The single-file database would move to a managed database (e.g. Postgres) for concurrent access; the local vector store would move to a distributed one (e.g. OpenSearch or pgvector); session memory would move to Redis with native expiry; the single-process web API would be containerised behind a load balancer. Authentication and per-analyst rate limiting are also missing.</w:t>
       </w:r>
     </w:p>
     <w:p>
-      <w:pPr>
-        <w:pStyle w:val="ListBullet"/>
-      </w:pPr>
       <w:r>
-        <w:t>Single-region, single-process deployment. ChromaDB and SQLite live on disk in the API process. Production would horizontal-scale via OpenSearch (or pgvector) and Postgres.</w:t>
+        <w:rPr>
+          <w:b/>
+          <w:i w:val="0"/>
+        </w:rPr>
+        <w:t>4. Add an online critic to push grounding higher.</w:t>
       </w:r>
     </w:p>
     <w:p>
-      <w:pPr>
-        <w:pStyle w:val="Heading1"/>
-      </w:pPr>
       <w:r>
-        <w:t>9. Next improvements</w:t>
-      </w:r>
-    </w:p>
-    <w:p>
-      <w:pPr>
-        <w:pStyle w:val="ListBullet"/>
-      </w:pPr>
-      <w:r>
-        <w:t>Add an online Critic agent (highest leverage). Today the system is a single-agent + tool-use loop (Section 4). The cheapest upgrade to a genuine multi-agent workflow is a post-emit_answer Haiku call that reads (question, answer, evidence, tool_calls) and judges grounding sufficiency. When grounding is weak the critic emits structured feedback — "the claim about Financial Products lacks supporting evidence" — and the planner runs one more retrieval pass before re-emitting. This directly targets the three weakest eval grounding scores (q06 0.65, q08 0.75, q09 0.75) at ~$0.005 and ~5s per question.</w:t>
-      </w:r>
-    </w:p>
-    <w:p>
-      <w:pPr>
-        <w:pStyle w:val="ListBullet"/>
-      </w:pPr>
-      <w:r>
-        <w:t>Generalise topic extraction. Replace the regex template bank with an LLM-based slot extractor OR an embedding-cluster-then-label approach (multilingual embeddings + HDBSCAN + LLM cluster labelling). The plug-in points already exist behind extract_slot().</w:t>
-      </w:r>
-    </w:p>
-    <w:p>
-      <w:pPr>
-        <w:pStyle w:val="ListBullet"/>
-      </w:pPr>
-      <w:r>
-        <w:t>Stronger evaluation. Add a 100-question eval set with per-claim ground-truth annotations, cross-model grading (Anthropic + OpenAI/Gemini), and self-consistency runs (grade each question twice, report mean ± stdev).</w:t>
-      </w:r>
-    </w:p>
-    <w:p>
-      <w:pPr>
-        <w:pStyle w:val="ListBullet"/>
-      </w:pPr>
-      <w:r>
-        <w:t>Tighten the grader rubric. The trajectory edge case (Q06) shows that get_trajectory should grant grounding to turn-level numerical claims the way query_conversations does for aggregate-level numerical claims.</w:t>
-      </w:r>
-    </w:p>
-    <w:p>
-      <w:pPr>
-        <w:pStyle w:val="ListBullet"/>
-      </w:pPr>
-      <w:r>
-        <w:t>Detect and refuse interpretive leaps. The Q08 finding ('login lockouts are a product/ops gap') shows the agent does some editorial speculation. A stronger system-prompt rule + grounding-aware refinement loop would catch and rewrite these.</w:t>
-      </w:r>
-    </w:p>
-    <w:p>
-      <w:pPr>
-        <w:pStyle w:val="ListBullet"/>
-      </w:pPr>
-      <w:r>
-        <w:t>Streaming responses. Currently the API waits for the full agent loop (up to 75s) before returning. Anthropic supports streaming; we could emit tool-call traces as they happen so the UI shows progress instead of a spinner.</w:t>
-      </w:r>
-    </w:p>
-    <w:p>
-      <w:pPr>
-        <w:pStyle w:val="ListBullet"/>
-      </w:pPr>
-      <w:r>
-        <w:t>Production storage. SQLite → Postgres for shared-state and write concurrency; ChromaDB → OpenSearch/pgvector for distributed vector search; sessions table → Redis with native TTL.</w:t>
-      </w:r>
-    </w:p>
-    <w:p>
-      <w:pPr>
-        <w:pStyle w:val="ListBullet"/>
-      </w:pPr>
-      <w:r>
-        <w:t>Eval-time cost reduction. Cache embedding-model load (already cached in-process via lru_cache); add server-side response caching keyed by question hash for FAQ-style repeated queries.</w:t>
-      </w:r>
-    </w:p>
-    <w:p>
-      <w:pPr>
-        <w:pStyle w:val="ListBullet"/>
-      </w:pPr>
-      <w:r>
-        <w:t>Cross-language eval. Currently 5 of 15 questions are Hindi/Hinglish; the bilingual coverage rule could be raised to 50% for tighter regression coverage, with explicit code-switching examples.</w:t>
+        <w:rPr>
+          <w:b w:val="0"/>
+          <w:i w:val="0"/>
+        </w:rPr>
+        <w:t>Today one agent gathers data and writes the answer in one loop. A natural next step is to add a critic that reads the final answer plus its evidence and decides whether the grounding is good enough; if not, it asks the planner to retrieve more evidence and rewrite. This is the cheapest single change that would push the system from single-agent to a clear multi-agent workflow, and it directly targets the few evaluation questions where grounding was weakest.</w:t>
       </w:r>
     </w:p>
     <w:p>

--- a/report/report.docx
+++ b/report/report.docx
@@ -5314,27 +5314,26 @@
         <w:t>$EDITOR .env                               # set ANTHROPIC_API_KEY</w:t>
         <w:br/>
         <w:br/>
-        <w:t># 3. Place the raw CSV</w:t>
+        <w:t># 3. Run the offline preparation pipeline (idempotent, resumable).</w:t>
         <w:br/>
-        <w:t># cs_conversations.csv -&gt; data/cs_conversations.csv</w:t>
+        <w:t>#    The raw dataset ships in the repo at data/cs_conversations.csv</w:t>
         <w:br/>
-        <w:br/>
-        <w:t># 4. Run the offline preparation pipeline (idempotent, resumable)</w:t>
+        <w:t>#    (~23 MB), so no separate download step is needed.</w:t>
         <w:br/>
         <w:t>uv run python scripts/prepare_data.py</w:t>
         <w:br/>
         <w:br/>
-        <w:t># 5. Start the API (one shell)</w:t>
+        <w:t># 4. Start the API (one shell)</w:t>
         <w:br/>
         <w:t>uv run uvicorn backend.api:app --reload --port 8000</w:t>
         <w:br/>
         <w:br/>
-        <w:t># 6. Start the UI (another shell)</w:t>
+        <w:t># 5. Start the UI (another shell)</w:t>
         <w:br/>
         <w:t>uv run streamlit run ui/app.py</w:t>
         <w:br/>
         <w:br/>
-        <w:t># 7. Sample request (CLI)</w:t>
+        <w:t># 6. Sample request (CLI)</w:t>
         <w:br/>
         <w:t>curl -s -X POST http://localhost:8000/ask \</w:t>
         <w:br/>
@@ -5910,7 +5909,7 @@
         <w:br/>
         <w:t>└── data/</w:t>
         <w:br/>
-        <w:t xml:space="preserve">    ├── cs_conversations.csv  # raw (gitignored, 23 MB)</w:t>
+        <w:t xml:space="preserve">    ├── cs_conversations.csv  # raw input (~23 MB; committed)</w:t>
         <w:br/>
         <w:t xml:space="preserve">    ├── topic_taxonomy.yaml   # frozen 15-category taxonomy</w:t>
         <w:br/>

--- a/report/report.docx
+++ b/report/report.docx
@@ -89,6 +89,38 @@
     </w:p>
     <w:p>
       <w:pPr>
+        <w:pStyle w:val="Heading2"/>
+      </w:pPr>
+      <w:r>
+        <w:t>Terminology</w:t>
+      </w:r>
+    </w:p>
+    <w:p>
+      <w:pPr>
+        <w:pStyle w:val="ListBullet"/>
+      </w:pPr>
+      <w:r>
+        <w:t>Turn — one message in a conversation, either by the customer or the support agent. Each row in the raw CSV is one turn.</w:t>
+      </w:r>
+    </w:p>
+    <w:p>
+      <w:pPr>
+        <w:pStyle w:val="ListBullet"/>
+      </w:pPr>
+      <w:r>
+        <w:t>Conversation — a single back-and-forth thread between one customer and one support agent, made up of ~10–18 turns.</w:t>
+      </w:r>
+    </w:p>
+    <w:p>
+      <w:pPr>
+        <w:pStyle w:val="ListBullet"/>
+      </w:pPr>
+      <w:r>
+        <w:t>Topic — the product or service the customer is calling about (e.g. Refund, Wallet, Audit Logs). We later group these into 15 broader categories.</w:t>
+      </w:r>
+    </w:p>
+    <w:p>
+      <w:pPr>
         <w:pStyle w:val="Heading1"/>
       </w:pPr>
       <w:r>
@@ -126,7 +158,64 @@
         <w:pStyle w:val="Heading2"/>
       </w:pPr>
       <w:r>
-        <w:t>2.2 Labels and aggregations we add to each turn</w:t>
+        <w:t>2.2 Assumptions</w:t>
+      </w:r>
+    </w:p>
+    <w:p>
+      <w:r>
+        <w:rPr>
+          <w:b w:val="0"/>
+          <w:i w:val="0"/>
+        </w:rPr>
+        <w:t>Key facts about the data, and how each one informs the design:</w:t>
+      </w:r>
+    </w:p>
+    <w:p>
+      <w:pPr>
+        <w:pStyle w:val="ListBullet"/>
+      </w:pPr>
+      <w:r>
+        <w:t>Only ~426 distinct cleaned sentences exist across 42,000 turns — so we label each distinct sentence once and copy the labels onto every matching turn, ~100× cheaper than labelling each turn separately.</w:t>
+      </w:r>
+    </w:p>
+    <w:p>
+      <w:pPr>
+        <w:pStyle w:val="ListBullet"/>
+      </w:pPr>
+      <w:r>
+        <w:t>Per-turn timestamps are noisy (not monotonic within a conversation) — so we use the turn index column for ordering and the earliest timestamp as the conversation's start time.</w:t>
+      </w:r>
+    </w:p>
+    <w:p>
+      <w:pPr>
+        <w:pStyle w:val="ListBullet"/>
+      </w:pPr>
+      <w:r>
+        <w:t>Only the cleaned leading sentence of each turn carries signal; the trailing characters are random gibberish — so cleaning is just 'keep everything up to the last sentence-ending punctuation', no fancy parsing needed.</w:t>
+      </w:r>
+    </w:p>
+    <w:p>
+      <w:pPr>
+        <w:pStyle w:val="ListBullet"/>
+      </w:pPr>
+      <w:r>
+        <w:t>Each customer maps to exactly one conversation — so customer-level views and conversation-level views are equivalent; no extra deduplication needed.</w:t>
+      </w:r>
+    </w:p>
+    <w:p>
+      <w:pPr>
+        <w:pStyle w:val="ListBullet"/>
+      </w:pPr>
+      <w:r>
+        <w:t>Most agents only appear in one conversation (2,974 of 2,987 handle just 1; 13 handle 2; none handle 3+) — so agent-coaching answers surface concrete example interactions rather than statistical rankings (which would have too little data per agent to be reliable).</w:t>
+      </w:r>
+    </w:p>
+    <w:p>
+      <w:pPr>
+        <w:pStyle w:val="Heading2"/>
+      </w:pPr>
+      <w:r>
+        <w:t>2.3 Labels and aggregations we add to each turn</w:t>
       </w:r>
     </w:p>
     <w:p>
@@ -217,7 +306,7 @@
         <w:pStyle w:val="Heading2"/>
       </w:pPr>
       <w:r>
-        <w:t>2.3 Topic extraction (derived once, frozen)</w:t>
+        <w:t>2.4 Topic extraction (derived once, frozen)</w:t>
       </w:r>
     </w:p>
     <w:p>
@@ -314,7 +403,7 @@
                 <w:b/>
                 <w:sz w:val="20"/>
               </w:rPr>
-              <w:t># slots mapped</w:t>
+              <w:t># patterns mapped</w:t>
             </w:r>
           </w:p>
         </w:tc>
@@ -1030,46 +1119,6 @@
         <w:pStyle w:val="Heading2"/>
       </w:pPr>
       <w:r>
-        <w:t>2.4 Key assumptions</w:t>
-      </w:r>
-    </w:p>
-    <w:p>
-      <w:pPr>
-        <w:pStyle w:val="ListBullet"/>
-      </w:pPr>
-      <w:r>
-        <w:t>Per-turn timestamps are unreliable (not monotonic within a conversation). turn_index is authoritative for order; conversation_start_ts = min(turn.timestamp).</w:t>
-      </w:r>
-    </w:p>
-    <w:p>
-      <w:pPr>
-        <w:pStyle w:val="ListBullet"/>
-      </w:pPr>
-      <w:r>
-        <w:t>Only the cleaned prefix carries analytical signal; trailing gibberish is dropped.</w:t>
-      </w:r>
-    </w:p>
-    <w:p>
-      <w:pPr>
-        <w:pStyle w:val="ListBullet"/>
-      </w:pPr>
-      <w:r>
-        <w:t>Each conversation has a unique customer_name (1:1 with conv_id).</w:t>
-      </w:r>
-    </w:p>
-    <w:p>
-      <w:pPr>
-        <w:pStyle w:val="ListBullet"/>
-      </w:pPr>
-      <w:r>
-        <w:t>Agents are sparsely distributed: 2,974 agents handle exactly 1 conversation, 13 handle 2, none handle 3+ (3,000 conversations / 2,987 agents = 1.004 avg). Implication: agent-coaching answers prioritise concrete example interactions over statistical rankings.</w:t>
-      </w:r>
-    </w:p>
-    <w:p>
-      <w:pPr>
-        <w:pStyle w:val="Heading2"/>
-      </w:pPr>
-      <w:r>
         <w:t>2.5 Distributions after preparation</w:t>
       </w:r>
     </w:p>
@@ -1095,6 +1144,203 @@
       </w:pPr>
       <w:r>
         <w:t>Agent empathy (agent turns only): empathetic=9,305, neutral=11,021 — 0 dismissive agent turns reflects the uniformly polite synthetic data.</w:t>
+      </w:r>
+    </w:p>
+    <w:p>
+      <w:pPr>
+        <w:pStyle w:val="Heading2"/>
+      </w:pPr>
+      <w:r>
+        <w:t>2.6 Preprocessed database schema</w:t>
+      </w:r>
+    </w:p>
+    <w:p>
+      <w:r>
+        <w:rPr>
+          <w:b w:val="0"/>
+          <w:i w:val="0"/>
+        </w:rPr>
+        <w:t>Three tables plus a session-memory table. Every column on the right is what the agent's tools read from at query time.</w:t>
+      </w:r>
+    </w:p>
+    <w:tbl>
+      <w:tblPr>
+        <w:tblStyle w:val="LightGrid"/>
+        <w:tblW w:type="auto" w:w="0"/>
+        <w:tblLook w:firstColumn="1" w:firstRow="1" w:lastColumn="0" w:lastRow="0" w:noHBand="0" w:noVBand="1" w:val="04A0"/>
+      </w:tblPr>
+      <w:tblGrid>
+        <w:gridCol w:w="4320"/>
+        <w:gridCol w:w="4320"/>
+      </w:tblGrid>
+      <w:tr>
+        <w:tc>
+          <w:tcPr>
+            <w:tcW w:type="dxa" w:w="1872"/>
+          </w:tcPr>
+          <w:p>
+            <w:r/>
+            <w:r>
+              <w:rPr>
+                <w:b/>
+                <w:sz w:val="20"/>
+              </w:rPr>
+              <w:t>Table</w:t>
+            </w:r>
+          </w:p>
+        </w:tc>
+        <w:tc>
+          <w:tcPr>
+            <w:tcW w:type="dxa" w:w="7200"/>
+          </w:tcPr>
+          <w:p>
+            <w:r/>
+            <w:r>
+              <w:rPr>
+                <w:b/>
+                <w:sz w:val="20"/>
+              </w:rPr>
+              <w:t>Columns</w:t>
+            </w:r>
+          </w:p>
+        </w:tc>
+      </w:tr>
+      <w:tr>
+        <w:tc>
+          <w:tcPr>
+            <w:tcW w:type="dxa" w:w="1872"/>
+            <w:vAlign w:val="top"/>
+          </w:tcPr>
+          <w:p>
+            <w:r/>
+            <w:r>
+              <w:rPr>
+                <w:sz w:val="18"/>
+              </w:rPr>
+              <w:t>turns</w:t>
+            </w:r>
+          </w:p>
+        </w:tc>
+        <w:tc>
+          <w:tcPr>
+            <w:tcW w:type="dxa" w:w="7200"/>
+            <w:vAlign w:val="top"/>
+          </w:tcPr>
+          <w:p>
+            <w:r/>
+            <w:r>
+              <w:rPr>
+                <w:sz w:val="18"/>
+              </w:rPr>
+              <w:t>conv_id, turn_index, timestamp, role, text_raw, text_clean, text_clean_en, language, customer_name, agent_name, sentiment_label, sentiment_score, intent, empathy_signal, is_escalation, contains_pii</w:t>
+            </w:r>
+          </w:p>
+        </w:tc>
+      </w:tr>
+      <w:tr>
+        <w:tc>
+          <w:tcPr>
+            <w:tcW w:type="dxa" w:w="1872"/>
+            <w:vAlign w:val="top"/>
+          </w:tcPr>
+          <w:p>
+            <w:r/>
+            <w:r>
+              <w:rPr>
+                <w:sz w:val="18"/>
+              </w:rPr>
+              <w:t>conversations</w:t>
+            </w:r>
+          </w:p>
+        </w:tc>
+        <w:tc>
+          <w:tcPr>
+            <w:tcW w:type="dxa" w:w="7200"/>
+            <w:vAlign w:val="top"/>
+          </w:tcPr>
+          <w:p>
+            <w:r/>
+            <w:r>
+              <w:rPr>
+                <w:sz w:val="18"/>
+              </w:rPr>
+              <w:t>conv_id, customer_name, agent_name, start_ts, end_ts, turn_count, topic, customer_sentiment_overall, sentiment_trajectory, resolution_flag, escalation_flag, agent_empathy_mean, contains_pii_any</w:t>
+            </w:r>
+          </w:p>
+        </w:tc>
+      </w:tr>
+      <w:tr>
+        <w:tc>
+          <w:tcPr>
+            <w:tcW w:type="dxa" w:w="1872"/>
+            <w:vAlign w:val="top"/>
+          </w:tcPr>
+          <w:p>
+            <w:r/>
+            <w:r>
+              <w:rPr>
+                <w:sz w:val="18"/>
+              </w:rPr>
+              <w:t>agents</w:t>
+            </w:r>
+          </w:p>
+        </w:tc>
+        <w:tc>
+          <w:tcPr>
+            <w:tcW w:type="dxa" w:w="7200"/>
+            <w:vAlign w:val="top"/>
+          </w:tcPr>
+          <w:p>
+            <w:r/>
+            <w:r>
+              <w:rPr>
+                <w:sz w:val="18"/>
+              </w:rPr>
+              <w:t>agent_name, conv_count, avg_customer_sentiment, empathy_mean, resolution_rate, escalation_rate, top_topics</w:t>
+            </w:r>
+          </w:p>
+        </w:tc>
+      </w:tr>
+      <w:tr>
+        <w:tc>
+          <w:tcPr>
+            <w:tcW w:type="dxa" w:w="1872"/>
+            <w:vAlign w:val="top"/>
+          </w:tcPr>
+          <w:p>
+            <w:r/>
+            <w:r>
+              <w:rPr>
+                <w:sz w:val="18"/>
+              </w:rPr>
+              <w:t>sessions</w:t>
+            </w:r>
+          </w:p>
+        </w:tc>
+        <w:tc>
+          <w:tcPr>
+            <w:tcW w:type="dxa" w:w="7200"/>
+            <w:vAlign w:val="top"/>
+          </w:tcPr>
+          <w:p>
+            <w:r/>
+            <w:r>
+              <w:rPr>
+                <w:sz w:val="18"/>
+              </w:rPr>
+              <w:t>session_id, turn_idx, created_at, expires_at, question, answer_json</w:t>
+            </w:r>
+          </w:p>
+        </w:tc>
+      </w:tr>
+    </w:tbl>
+    <w:p>
+      <w:r>
+        <w:rPr>
+          <w:b w:val="0"/>
+          <w:i w:val="0"/>
+        </w:rPr>
+        <w:t>The vector index (used for semantic search) lives outside the relational database — one document per conversation, with conv_id, topic, agent_name, language, sentiment, and escalation flag attached as metadata so retrieval can be filtered.</w:t>
       </w:r>
     </w:p>
     <w:p>
@@ -1399,47 +1645,43 @@
           <w:rFonts w:ascii="DejaVu Sans Mono" w:hAnsi="DejaVu Sans Mono"/>
           <w:sz w:val="18"/>
         </w:rPr>
-        <w:t>POST /ask</w:t>
+        <w:t>POST /ask  ◄── analyst question (+ optional session_id)</w:t>
         <w:br/>
         <w:t xml:space="preserve">  │</w:t>
         <w:br/>
         <w:t xml:space="preserve">  ▼</w:t>
         <w:br/>
-        <w:t>memory.load_recent(session_id, n=3)        # 24h TTL, PII-redacted</w:t>
+        <w:t>Load recent session memory (last 3 turns, 24h TTL, PII-redacted)</w:t>
         <w:br/>
         <w:t xml:space="preserve">  │</w:t>
         <w:br/>
         <w:t xml:space="preserve">  ▼</w:t>
         <w:br/>
-        <w:t>Planner (Sonnet 4.6, tool-use loop)        # max 8 iterations</w:t>
+        <w:t>Agent loop (Sonnet 4.6, max 8 iterations):</w:t>
         <w:br/>
-        <w:t xml:space="preserve">  │  ├─ system prompt: taxonomy thumbnail + bilingual rules + 'examples over caveats'</w:t>
+        <w:t xml:space="preserve">  • think    — decide next tool based on question + prior tool results</w:t>
         <w:br/>
-        <w:t xml:space="preserve">  │  ├─ tools: query_conversations, query_agents, semantic_search,</w:t>
+        <w:t xml:space="preserve">  • act      — call one of the six tools</w:t>
         <w:br/>
-        <w:t xml:space="preserve">  │  │         get_trajectory, get_conversation, list_topics</w:t>
+        <w:t xml:space="preserve">  • observe  — read the tool's structured output</w:t>
         <w:br/>
-        <w:t xml:space="preserve">  │  └─ on each turn: read tool result, decide next tool, or call emit_answer</w:t>
+        <w:t xml:space="preserve">  • repeat until ready to answer, then call emit_answer</w:t>
         <w:br/>
         <w:t xml:space="preserve">  │</w:t>
         <w:br/>
         <w:t xml:space="preserve">  ▼</w:t>
         <w:br/>
-        <w:t>emit_answer ─► AnswerEnvelope {answer, evidence[], tool_calls[],</w:t>
+        <w:t>emit_answer  ─► structured AnswerEnvelope</w:t>
         <w:br/>
-        <w:t xml:space="preserve">                                reasoning_brief, uncertainty}</w:t>
+        <w:t xml:space="preserve">                {answer, evidence[], tool_calls[],</w:t>
+        <w:br/>
+        <w:t xml:space="preserve">                 reasoning_brief, uncertainty}</w:t>
         <w:br/>
         <w:t xml:space="preserve">  │</w:t>
         <w:br/>
         <w:t xml:space="preserve">  ▼</w:t>
         <w:br/>
-        <w:t>memory.save_turn(...)</w:t>
-        <w:br/>
-        <w:t xml:space="preserve">  │</w:t>
-        <w:br/>
-        <w:t xml:space="preserve">  ▼</w:t>
-        <w:br/>
-        <w:t>AskResponse{session_id, envelope} → caller</w:t>
+        <w:t>Save turn to session memory → return AnswerEnvelope to caller</w:t>
       </w:r>
     </w:p>
     <w:p>
@@ -1447,356 +1689,7 @@
         <w:pStyle w:val="Heading2"/>
       </w:pPr>
       <w:r>
-        <w:t>The six tools and what each unblocks</w:t>
-      </w:r>
-    </w:p>
-    <w:tbl>
-      <w:tblPr>
-        <w:tblStyle w:val="LightGrid"/>
-        <w:tblW w:type="auto" w:w="0"/>
-        <w:tblLook w:firstColumn="1" w:firstRow="1" w:lastColumn="0" w:lastRow="0" w:noHBand="0" w:noVBand="1" w:val="04A0"/>
-      </w:tblPr>
-      <w:tblGrid>
-        <w:gridCol w:w="2880"/>
-        <w:gridCol w:w="2880"/>
-        <w:gridCol w:w="2880"/>
-      </w:tblGrid>
-      <w:tr>
-        <w:tc>
-          <w:tcPr>
-            <w:tcW w:type="dxa" w:w="2016"/>
-          </w:tcPr>
-          <w:p>
-            <w:r/>
-            <w:r>
-              <w:rPr>
-                <w:b/>
-                <w:sz w:val="20"/>
-              </w:rPr>
-              <w:t>Tool</w:t>
-            </w:r>
-          </w:p>
-        </w:tc>
-        <w:tc>
-          <w:tcPr>
-            <w:tcW w:type="dxa" w:w="3600"/>
-          </w:tcPr>
-          <w:p>
-            <w:r/>
-            <w:r>
-              <w:rPr>
-                <w:b/>
-                <w:sz w:val="20"/>
-              </w:rPr>
-              <w:t>What it does</w:t>
-            </w:r>
-          </w:p>
-        </w:tc>
-        <w:tc>
-          <w:tcPr>
-            <w:tcW w:type="dxa" w:w="3744"/>
-          </w:tcPr>
-          <w:p>
-            <w:r/>
-            <w:r>
-              <w:rPr>
-                <w:b/>
-                <w:sz w:val="20"/>
-              </w:rPr>
-              <w:t>What it unblocks</w:t>
-            </w:r>
-          </w:p>
-        </w:tc>
-      </w:tr>
-      <w:tr>
-        <w:tc>
-          <w:tcPr>
-            <w:tcW w:type="dxa" w:w="2016"/>
-            <w:vAlign w:val="top"/>
-          </w:tcPr>
-          <w:p>
-            <w:r/>
-            <w:r>
-              <w:rPr>
-                <w:sz w:val="18"/>
-              </w:rPr>
-              <w:t>query_conversations</w:t>
-            </w:r>
-          </w:p>
-        </w:tc>
-        <w:tc>
-          <w:tcPr>
-            <w:tcW w:type="dxa" w:w="3600"/>
-            <w:vAlign w:val="top"/>
-          </w:tcPr>
-          <w:p>
-            <w:r/>
-            <w:r>
-              <w:rPr>
-                <w:sz w:val="18"/>
-              </w:rPr>
-              <w:t>Counts, ranks, or averages metrics across conversations, optionally filtered by date, topic, sentiment, or agent.</w:t>
-            </w:r>
-          </w:p>
-        </w:tc>
-        <w:tc>
-          <w:tcPr>
-            <w:tcW w:type="dxa" w:w="3744"/>
-            <w:vAlign w:val="top"/>
-          </w:tcPr>
-          <w:p>
-            <w:r/>
-            <w:r>
-              <w:rPr>
-                <w:sz w:val="18"/>
-              </w:rPr>
-              <w:t>Lets the agent answer 'how many', 'top N', and 'compare over time' questions — e.g. ranking topics by negative sentiment in a given month.</w:t>
-            </w:r>
-          </w:p>
-        </w:tc>
-      </w:tr>
-      <w:tr>
-        <w:tc>
-          <w:tcPr>
-            <w:tcW w:type="dxa" w:w="2016"/>
-            <w:vAlign w:val="top"/>
-          </w:tcPr>
-          <w:p>
-            <w:r/>
-            <w:r>
-              <w:rPr>
-                <w:sz w:val="18"/>
-              </w:rPr>
-              <w:t>query_agents</w:t>
-            </w:r>
-          </w:p>
-        </w:tc>
-        <w:tc>
-          <w:tcPr>
-            <w:tcW w:type="dxa" w:w="3600"/>
-            <w:vAlign w:val="top"/>
-          </w:tcPr>
-          <w:p>
-            <w:r/>
-            <w:r>
-              <w:rPr>
-                <w:sz w:val="18"/>
-              </w:rPr>
-              <w:t>Same as above but at the agent level — ranks agents by empathy, resolution rate, escalation rate, and so on.</w:t>
-            </w:r>
-          </w:p>
-        </w:tc>
-        <w:tc>
-          <w:tcPr>
-            <w:tcW w:type="dxa" w:w="3744"/>
-            <w:vAlign w:val="top"/>
-          </w:tcPr>
-          <w:p>
-            <w:r/>
-            <w:r>
-              <w:rPr>
-                <w:sz w:val="18"/>
-              </w:rPr>
-              <w:t>Lets the agent answer 'which agent / how does agent X compare' questions — e.g. surfacing the lowest-empathy agents for a coaching review.</w:t>
-            </w:r>
-          </w:p>
-        </w:tc>
-      </w:tr>
-      <w:tr>
-        <w:tc>
-          <w:tcPr>
-            <w:tcW w:type="dxa" w:w="2016"/>
-            <w:vAlign w:val="top"/>
-          </w:tcPr>
-          <w:p>
-            <w:r/>
-            <w:r>
-              <w:rPr>
-                <w:sz w:val="18"/>
-              </w:rPr>
-              <w:t>semantic_search</w:t>
-            </w:r>
-          </w:p>
-        </w:tc>
-        <w:tc>
-          <w:tcPr>
-            <w:tcW w:type="dxa" w:w="3600"/>
-            <w:vAlign w:val="top"/>
-          </w:tcPr>
-          <w:p>
-            <w:r/>
-            <w:r>
-              <w:rPr>
-                <w:sz w:val="18"/>
-              </w:rPr>
-              <w:t>Finds conversations whose meaning matches a free-form query, in either English or Hindi/Hinglish.</w:t>
-            </w:r>
-          </w:p>
-        </w:tc>
-        <w:tc>
-          <w:tcPr>
-            <w:tcW w:type="dxa" w:w="3744"/>
-            <w:vAlign w:val="top"/>
-          </w:tcPr>
-          <w:p>
-            <w:r/>
-            <w:r>
-              <w:rPr>
-                <w:sz w:val="18"/>
-              </w:rPr>
-              <w:t>Lets the agent retrieve example conversations as evidence even when no exact word match exists — e.g. 'show me cases where the customer was rushed' returning Hinglish urgency phrases.</w:t>
-            </w:r>
-          </w:p>
-        </w:tc>
-      </w:tr>
-      <w:tr>
-        <w:tc>
-          <w:tcPr>
-            <w:tcW w:type="dxa" w:w="2016"/>
-            <w:vAlign w:val="top"/>
-          </w:tcPr>
-          <w:p>
-            <w:r/>
-            <w:r>
-              <w:rPr>
-                <w:sz w:val="18"/>
-              </w:rPr>
-              <w:t>get_trajectory</w:t>
-            </w:r>
-          </w:p>
-        </w:tc>
-        <w:tc>
-          <w:tcPr>
-            <w:tcW w:type="dxa" w:w="3600"/>
-            <w:vAlign w:val="top"/>
-          </w:tcPr>
-          <w:p>
-            <w:r/>
-            <w:r>
-              <w:rPr>
-                <w:sz w:val="18"/>
-              </w:rPr>
-              <w:t>Returns how customer sentiment changed turn-by-turn within one specific conversation.</w:t>
-            </w:r>
-          </w:p>
-        </w:tc>
-        <w:tc>
-          <w:tcPr>
-            <w:tcW w:type="dxa" w:w="3744"/>
-            <w:vAlign w:val="top"/>
-          </w:tcPr>
-          <w:p>
-            <w:r/>
-            <w:r>
-              <w:rPr>
-                <w:sz w:val="18"/>
-              </w:rPr>
-              <w:t>Lets the agent narrate the emotional arc of a single conversation — e.g. spotting when frustration peaked and whether it was resolved by the end.</w:t>
-            </w:r>
-          </w:p>
-        </w:tc>
-      </w:tr>
-      <w:tr>
-        <w:tc>
-          <w:tcPr>
-            <w:tcW w:type="dxa" w:w="2016"/>
-            <w:vAlign w:val="top"/>
-          </w:tcPr>
-          <w:p>
-            <w:r/>
-            <w:r>
-              <w:rPr>
-                <w:sz w:val="18"/>
-              </w:rPr>
-              <w:t>get_conversation</w:t>
-            </w:r>
-          </w:p>
-        </w:tc>
-        <w:tc>
-          <w:tcPr>
-            <w:tcW w:type="dxa" w:w="3600"/>
-            <w:vAlign w:val="top"/>
-          </w:tcPr>
-          <w:p>
-            <w:r/>
-            <w:r>
-              <w:rPr>
-                <w:sz w:val="18"/>
-              </w:rPr>
-              <w:t>Returns the full transcript of one conversation, with both original and translated text.</w:t>
-            </w:r>
-          </w:p>
-        </w:tc>
-        <w:tc>
-          <w:tcPr>
-            <w:tcW w:type="dxa" w:w="3744"/>
-            <w:vAlign w:val="top"/>
-          </w:tcPr>
-          <w:p>
-            <w:r/>
-            <w:r>
-              <w:rPr>
-                <w:sz w:val="18"/>
-              </w:rPr>
-              <w:t>Lets the agent quote verbatim from a specific conversation as supporting evidence — typically used right after semantic_search has identified an interesting case.</w:t>
-            </w:r>
-          </w:p>
-        </w:tc>
-      </w:tr>
-      <w:tr>
-        <w:tc>
-          <w:tcPr>
-            <w:tcW w:type="dxa" w:w="2016"/>
-            <w:vAlign w:val="top"/>
-          </w:tcPr>
-          <w:p>
-            <w:r/>
-            <w:r>
-              <w:rPr>
-                <w:sz w:val="18"/>
-              </w:rPr>
-              <w:t>list_topics</w:t>
-            </w:r>
-          </w:p>
-        </w:tc>
-        <w:tc>
-          <w:tcPr>
-            <w:tcW w:type="dxa" w:w="3600"/>
-            <w:vAlign w:val="top"/>
-          </w:tcPr>
-          <w:p>
-            <w:r/>
-            <w:r>
-              <w:rPr>
-                <w:sz w:val="18"/>
-              </w:rPr>
-              <w:t>Returns the list of the 15 topic categories the system knows about, with how many conversations fall under each.</w:t>
-            </w:r>
-          </w:p>
-        </w:tc>
-        <w:tc>
-          <w:tcPr>
-            <w:tcW w:type="dxa" w:w="3744"/>
-            <w:vAlign w:val="top"/>
-          </w:tcPr>
-          <w:p>
-            <w:r/>
-            <w:r>
-              <w:rPr>
-                <w:sz w:val="18"/>
-              </w:rPr>
-              <w:t>Lets the agent discover which topic labels are valid filter values before composing other queries — and gives the analyst a quick map of the dataset.</w:t>
-            </w:r>
-          </w:p>
-        </w:tc>
-      </w:tr>
-    </w:tbl>
-    <w:p>
-      <w:pPr>
-        <w:pStyle w:val="Heading2"/>
-      </w:pPr>
-      <w:r>
-        <w:t>Worked example: agents needing coaching</w:t>
+        <w:t>Responsibilities and data flow</w:t>
       </w:r>
     </w:p>
     <w:p>
@@ -1805,7 +1698,31 @@
           <w:b w:val="0"/>
           <w:i w:val="0"/>
         </w:rPr>
-        <w:t>On this question the agent ran 5 tool calls in ~75s: rank agents by empathy → semantic search for low-empathy conversations → drill into two specific conversations → cross-reference the pattern. The final answer named three specific agents and quoted both English and Hinglish customer turns as evidence.</w:t>
+        <w:t>The agent and its tools have clearly separated jobs and a typed boundary between them:</w:t>
+      </w:r>
+    </w:p>
+    <w:p>
+      <w:pPr>
+        <w:pStyle w:val="ListBullet"/>
+      </w:pPr>
+      <w:r>
+        <w:t>Agent — given the analyst's question, decides which tools to call in what order, gathers their results in its working context, then writes the final structured answer. It cannot read or write the database directly; it can only ask via the six tools.</w:t>
+      </w:r>
+    </w:p>
+    <w:p>
+      <w:pPr>
+        <w:pStyle w:val="ListBullet"/>
+      </w:pPr>
+      <w:r>
+        <w:t>Tools — read-only, side-effect-free functions that each answer one kind of data question (aggregate, semantic search, single-conversation lookup, etc.). Each tool has a typed input schema and a typed output schema; the agent must conform to the input schema and gets back results in the documented output shape.</w:t>
+      </w:r>
+    </w:p>
+    <w:p>
+      <w:pPr>
+        <w:pStyle w:val="ListBullet"/>
+      </w:pPr>
+      <w:r>
+        <w:t>Return envelope (what the caller gets back) — the agent's final response is always a structured AnswerEnvelope with fields: `answer` (prose, 1-3 paragraphs), `evidence` (list of {conv_id, quote, relevance, similarity}), `tool_calls` (the trace of which tools were called with what arguments, for transparency), `reasoning_brief` (one sentence describing how the answer was reached), and `uncertainty` (optional caveat).</w:t>
       </w:r>
     </w:p>
     <w:p>
@@ -1813,7 +1730,7 @@
         <w:pStyle w:val="Heading2"/>
       </w:pPr>
       <w:r>
-        <w:t>Design choice: single-agent over multi-agent</w:t>
+        <w:t>The six tools</w:t>
       </w:r>
     </w:p>
     <w:p>
@@ -1822,7 +1739,407 @@
           <w:b w:val="0"/>
           <w:i w:val="0"/>
         </w:rPr>
-        <w:t>One agent rather than an orchestrator + specialised sub-agents. The task doesn't need specialisation — the same model can decide what to fetch, read the result, and write the synthesis — and keeping it in one continuous context avoids handoff loss and extra LLM round trips. The natural extension when richer agency is needed is a critic agent (Section 8).</w:t>
+        <w:t>Each tool's input format, output format, and a representative example call/response. Inputs and outputs are JSON-validated; the agent gets back a typed object it can quote from directly.</w:t>
+      </w:r>
+    </w:p>
+    <w:p>
+      <w:r>
+        <w:rPr>
+          <w:b/>
+          <w:i w:val="0"/>
+        </w:rPr>
+        <w:t>query_conversations</w:t>
+      </w:r>
+    </w:p>
+    <w:p>
+      <w:r>
+        <w:rPr>
+          <w:b w:val="0"/>
+          <w:i w:val="0"/>
+        </w:rPr>
+        <w:t>Counts, ranks, or averages over the conversations table. Either returns aggregate rows (when group_by is set) or raw conversation rows.</w:t>
+      </w:r>
+    </w:p>
+    <w:p>
+      <w:pPr>
+        <w:spacing w:before="80" w:after="80"/>
+        <w:ind w:left="360"/>
+      </w:pPr>
+      <w:r>
+        <w:rPr>
+          <w:rFonts w:ascii="DejaVu Sans Mono" w:hAnsi="DejaVu Sans Mono"/>
+          <w:sz w:val="18"/>
+        </w:rPr>
+        <w:t>Input:</w:t>
+        <w:br/>
+        <w:t xml:space="preserve">  {month?, date_from?, date_to?, topic?, sentiment_min?,</w:t>
+        <w:br/>
+        <w:t xml:space="preserve">   sentiment_max?, escalation_flag?, resolution_flag?, language?,</w:t>
+        <w:br/>
+        <w:t xml:space="preserve">   agent_name?, group_by?, metrics?, order_by?, order?, limit?}</w:t>
+        <w:br/>
+        <w:br/>
+        <w:t>Output:</w:t>
+        <w:br/>
+        <w:t xml:space="preserve">  list of rows. If group_by set:</w:t>
+        <w:br/>
+        <w:t xml:space="preserve">    [{group_key, count, avg_sentiment?, avg_empathy?,</w:t>
+        <w:br/>
+        <w:t xml:space="preserve">      escalation_rate?, resolution_rate?}, ...]</w:t>
+        <w:br/>
+        <w:t xml:space="preserve">  Otherwise:</w:t>
+        <w:br/>
+        <w:t xml:space="preserve">    [{conv_id, customer_name, agent_name, start_ts, end_ts,</w:t>
+        <w:br/>
+        <w:t xml:space="preserve">      turn_count, topic, customer_sentiment_overall, ...}]</w:t>
+        <w:br/>
+        <w:br/>
+        <w:t>Example call:</w:t>
+        <w:br/>
+        <w:t xml:space="preserve">  query_conversations(month='2025-11', sentiment_max=-0.1,</w:t>
+        <w:br/>
+        <w:t xml:space="preserve">                      group_by='topic',</w:t>
+        <w:br/>
+        <w:t xml:space="preserve">                      metrics=['count', 'avg_sentiment'],</w:t>
+        <w:br/>
+        <w:t xml:space="preserve">                      order_by='count', limit=5)</w:t>
+        <w:br/>
+        <w:t>Example output:</w:t>
+        <w:br/>
+        <w:t xml:space="preserve">  [{group_key:'account_auth', count:44, avg_sentiment:-0.273},</w:t>
+        <w:br/>
+        <w:t xml:space="preserve">   {group_key:'developer_platform', count:35, avg_sentiment:-0.285},</w:t>
+        <w:br/>
+        <w:t xml:space="preserve">   {group_key:'healthcare_services', count:31, avg_sentiment:-0.298},</w:t>
+        <w:br/>
+        <w:t xml:space="preserve">   ...]</w:t>
+      </w:r>
+    </w:p>
+    <w:p>
+      <w:r>
+        <w:rPr>
+          <w:b/>
+          <w:i w:val="0"/>
+        </w:rPr>
+        <w:t>query_agents</w:t>
+      </w:r>
+    </w:p>
+    <w:p>
+      <w:r>
+        <w:rPr>
+          <w:b w:val="0"/>
+          <w:i w:val="0"/>
+        </w:rPr>
+        <w:t>Ranks and filters across the per-agent table.</w:t>
+      </w:r>
+    </w:p>
+    <w:p>
+      <w:pPr>
+        <w:spacing w:before="80" w:after="80"/>
+        <w:ind w:left="360"/>
+      </w:pPr>
+      <w:r>
+        <w:rPr>
+          <w:rFonts w:ascii="DejaVu Sans Mono" w:hAnsi="DejaVu Sans Mono"/>
+          <w:sz w:val="18"/>
+        </w:rPr>
+        <w:t>Input:</w:t>
+        <w:br/>
+        <w:t xml:space="preserve">  {min_conv_count?, sort_by?, order?, limit?}</w:t>
+        <w:br/>
+        <w:t xml:space="preserve">    sort_by ∈ {empathy_mean, resolution_rate,</w:t>
+        <w:br/>
+        <w:t xml:space="preserve">               avg_customer_sentiment, escalation_rate, conv_count}</w:t>
+        <w:br/>
+        <w:br/>
+        <w:t>Output:</w:t>
+        <w:br/>
+        <w:t xml:space="preserve">  [{agent_name, conv_count, avg_customer_sentiment,</w:t>
+        <w:br/>
+        <w:t xml:space="preserve">    empathy_mean, resolution_rate, escalation_rate,</w:t>
+        <w:br/>
+        <w:t xml:space="preserve">    top_topics}, ...]</w:t>
+        <w:br/>
+        <w:br/>
+        <w:t>Example call:</w:t>
+        <w:br/>
+        <w:t xml:space="preserve">  query_agents(min_conv_count=2, sort_by='empathy_mean',</w:t>
+        <w:br/>
+        <w:t xml:space="preserve">               order='asc', limit=3)</w:t>
+        <w:br/>
+        <w:t>Example output:</w:t>
+        <w:br/>
+        <w:t xml:space="preserve">  [{agent_name:'AgentGCVV', conv_count:2, empathy_mean:0.615,</w:t>
+        <w:br/>
+        <w:t xml:space="preserve">    avg_customer_sentiment:-0.108, ...},</w:t>
+        <w:br/>
+        <w:t xml:space="preserve">   {agent_name:'AgentOYYZ', conv_count:2, empathy_mean:0.615, ...},</w:t>
+        <w:br/>
+        <w:t xml:space="preserve">   {agent_name:'AgentNWGB', conv_count:2, empathy_mean:0.647, ...}]</w:t>
+      </w:r>
+    </w:p>
+    <w:p>
+      <w:r>
+        <w:rPr>
+          <w:b/>
+          <w:i w:val="0"/>
+        </w:rPr>
+        <w:t>semantic_search</w:t>
+      </w:r>
+    </w:p>
+    <w:p>
+      <w:r>
+        <w:rPr>
+          <w:b w:val="0"/>
+          <w:i w:val="0"/>
+        </w:rPr>
+        <w:t>Returns conversations whose meaning matches the query, multilingual.</w:t>
+      </w:r>
+    </w:p>
+    <w:p>
+      <w:pPr>
+        <w:spacing w:before="80" w:after="80"/>
+        <w:ind w:left="360"/>
+      </w:pPr>
+      <w:r>
+        <w:rPr>
+          <w:rFonts w:ascii="DejaVu Sans Mono" w:hAnsi="DejaVu Sans Mono"/>
+          <w:sz w:val="18"/>
+        </w:rPr>
+        <w:t>Input:</w:t>
+        <w:br/>
+        <w:t xml:space="preserve">  {query, k?, topic?, agent_name?, language?,</w:t>
+        <w:br/>
+        <w:t xml:space="preserve">   sentiment_min?, sentiment_max?, escalation_flag?}</w:t>
+        <w:br/>
+        <w:br/>
+        <w:t>Output:</w:t>
+        <w:br/>
+        <w:t xml:space="preserve">  [{conv_id, similarity, document_excerpt, topic,</w:t>
+        <w:br/>
+        <w:t xml:space="preserve">    agent_name, customer_sentiment_overall,</w:t>
+        <w:br/>
+        <w:t xml:space="preserve">    language, escalation_flag}, ...]</w:t>
+        <w:br/>
+        <w:br/>
+        <w:t>Example call:</w:t>
+        <w:br/>
+        <w:t xml:space="preserve">  semantic_search(query='customer feeling rushed about travel',</w:t>
+        <w:br/>
+        <w:t xml:space="preserve">                  k=3)</w:t>
+        <w:br/>
+        <w:t>Example output:</w:t>
+        <w:br/>
+        <w:t xml:space="preserve">  [{conv_id:'C0008812', similarity:0.61,</w:t>
+        <w:br/>
+        <w:t xml:space="preserve">    document_excerpt:'[customer] Thoda jaldi please, flight</w:t>
+        <w:br/>
+        <w:t xml:space="preserve">                     in 2 hours.', topic:'travel_transport',</w:t>
+        <w:br/>
+        <w:t xml:space="preserve">    language:'hi', ...}, ...]</w:t>
+      </w:r>
+    </w:p>
+    <w:p>
+      <w:r>
+        <w:rPr>
+          <w:b/>
+          <w:i w:val="0"/>
+        </w:rPr>
+        <w:t>get_trajectory</w:t>
+      </w:r>
+    </w:p>
+    <w:p>
+      <w:r>
+        <w:rPr>
+          <w:b w:val="0"/>
+          <w:i w:val="0"/>
+        </w:rPr>
+        <w:t>Per-turn sentiment arc + intent / empathy for one conversation.</w:t>
+      </w:r>
+    </w:p>
+    <w:p>
+      <w:pPr>
+        <w:spacing w:before="80" w:after="80"/>
+        <w:ind w:left="360"/>
+      </w:pPr>
+      <w:r>
+        <w:rPr>
+          <w:rFonts w:ascii="DejaVu Sans Mono" w:hAnsi="DejaVu Sans Mono"/>
+          <w:sz w:val="18"/>
+        </w:rPr>
+        <w:t>Input:</w:t>
+        <w:br/>
+        <w:t xml:space="preserve">  {conv_id}</w:t>
+        <w:br/>
+        <w:br/>
+        <w:t>Output:</w:t>
+        <w:br/>
+        <w:t xml:space="preserve">  {conv_id, topic, customer_sentiment_overall,</w:t>
+        <w:br/>
+        <w:t xml:space="preserve">   resolution_flag, escalation_flag,</w:t>
+        <w:br/>
+        <w:t xml:space="preserve">   customer_arc:[sentiment_scores_in_order],</w:t>
+        <w:br/>
+        <w:t xml:space="preserve">   turns:[{turn_index, role, sentiment_label, sentiment_score,</w:t>
+        <w:br/>
+        <w:t xml:space="preserve">           intent, empathy_signal, text_clean}, ...]}</w:t>
+        <w:br/>
+        <w:br/>
+        <w:t>Example call:</w:t>
+        <w:br/>
+        <w:t xml:space="preserve">  get_trajectory(conv_id='C0009233')</w:t>
+        <w:br/>
+        <w:t>Example output:</w:t>
+        <w:br/>
+        <w:t xml:space="preserve">  {conv_id:'C0009233', topic:'promotions_vouchers',</w:t>
+        <w:br/>
+        <w:t xml:space="preserve">   customer_sentiment_overall:-0.42,</w:t>
+        <w:br/>
+        <w:t xml:space="preserve">   customer_arc:[0.0, -0.6, -0.6, -0.6, -0.6, -0.7, 0.6, -0.6],</w:t>
+        <w:br/>
+        <w:t xml:space="preserve">   turns:[{turn_index:0, role:'customer',</w:t>
+        <w:br/>
+        <w:t xml:space="preserve">           sentiment_score:0.0, intent:'info_request',</w:t>
+        <w:br/>
+        <w:t xml:space="preserve">           text_clean:'Mujhe Voucher ke baare mein help chahiye.'},</w:t>
+        <w:br/>
+        <w:t xml:space="preserve">          ...]}</w:t>
+      </w:r>
+    </w:p>
+    <w:p>
+      <w:r>
+        <w:rPr>
+          <w:b/>
+          <w:i w:val="0"/>
+        </w:rPr>
+        <w:t>get_conversation</w:t>
+      </w:r>
+    </w:p>
+    <w:p>
+      <w:r>
+        <w:rPr>
+          <w:b w:val="0"/>
+          <w:i w:val="0"/>
+        </w:rPr>
+        <w:t>Full transcript of one conversation for verbatim quoting.</w:t>
+      </w:r>
+    </w:p>
+    <w:p>
+      <w:pPr>
+        <w:spacing w:before="80" w:after="80"/>
+        <w:ind w:left="360"/>
+      </w:pPr>
+      <w:r>
+        <w:rPr>
+          <w:rFonts w:ascii="DejaVu Sans Mono" w:hAnsi="DejaVu Sans Mono"/>
+          <w:sz w:val="18"/>
+        </w:rPr>
+        <w:t>Input:</w:t>
+        <w:br/>
+        <w:t xml:space="preserve">  {conv_id, include_translation?}</w:t>
+        <w:br/>
+        <w:br/>
+        <w:t>Output:</w:t>
+        <w:br/>
+        <w:t xml:space="preserve">  {conv_id, customer_name, agent_name, start_ts, end_ts,</w:t>
+        <w:br/>
+        <w:t xml:space="preserve">   topic, customer_sentiment_overall,</w:t>
+        <w:br/>
+        <w:t xml:space="preserve">   resolution_flag, escalation_flag,</w:t>
+        <w:br/>
+        <w:t xml:space="preserve">   turns:[{turn_index, role, timestamp, text_clean,</w:t>
+        <w:br/>
+        <w:t xml:space="preserve">           text_clean_en?, language, sentiment_label,</w:t>
+        <w:br/>
+        <w:t xml:space="preserve">           sentiment_score, intent, empathy_signal,</w:t>
+        <w:br/>
+        <w:t xml:space="preserve">           is_escalation, contains_pii}, ...]}</w:t>
+        <w:br/>
+        <w:br/>
+        <w:t>Example call:</w:t>
+        <w:br/>
+        <w:t xml:space="preserve">  get_conversation(conv_id='C0003634', include_translation=True)</w:t>
+        <w:br/>
+        <w:t>Example output:</w:t>
+        <w:br/>
+        <w:t xml:space="preserve">  {conv_id:'C0003634', agent_name:'AgentVYJS',</w:t>
+        <w:br/>
+        <w:t xml:space="preserve">   topic:'developer_platform', turns:[</w:t>
+        <w:br/>
+        <w:t xml:space="preserve">     {turn_index:0, role:'customer',</w:t>
+        <w:br/>
+        <w:t xml:space="preserve">      text_clean:'Hello, my API is not working as expected.',</w:t>
+        <w:br/>
+        <w:t xml:space="preserve">      sentiment_label:'neg', sentiment_score:-0.4, ...},</w:t>
+        <w:br/>
+        <w:t xml:space="preserve">     {turn_index:1, role:'agent',</w:t>
+        <w:br/>
+        <w:t xml:space="preserve">      text_clean:'I understand this is frustrating. "</w:t>
+        <w:br/>
+        <w:t xml:space="preserve">                 "I'm investigating now.', ...},</w:t>
+        <w:br/>
+        <w:t xml:space="preserve">     ...]}</w:t>
+      </w:r>
+    </w:p>
+    <w:p>
+      <w:r>
+        <w:rPr>
+          <w:b/>
+          <w:i w:val="0"/>
+        </w:rPr>
+        <w:t>list_topics</w:t>
+      </w:r>
+    </w:p>
+    <w:p>
+      <w:r>
+        <w:rPr>
+          <w:b w:val="0"/>
+          <w:i w:val="0"/>
+        </w:rPr>
+        <w:t>The 15 topic categories with how many conversations fall under each.</w:t>
+      </w:r>
+    </w:p>
+    <w:p>
+      <w:pPr>
+        <w:spacing w:before="80" w:after="80"/>
+        <w:ind w:left="360"/>
+      </w:pPr>
+      <w:r>
+        <w:rPr>
+          <w:rFonts w:ascii="DejaVu Sans Mono" w:hAnsi="DejaVu Sans Mono"/>
+          <w:sz w:val="18"/>
+        </w:rPr>
+        <w:t>Input:</w:t>
+        <w:br/>
+        <w:t xml:space="preserve">  {with_examples?}</w:t>
+        <w:br/>
+        <w:br/>
+        <w:t>Output:</w:t>
+        <w:br/>
+        <w:t xml:space="preserve">  [{id, label, description, count_in_dataset,</w:t>
+        <w:br/>
+        <w:t xml:space="preserve">    example_conv_id?}, ...]</w:t>
+        <w:br/>
+        <w:br/>
+        <w:t>Example call:</w:t>
+        <w:br/>
+        <w:t xml:space="preserve">  list_topics(with_examples=False)</w:t>
+        <w:br/>
+        <w:t>Example output:</w:t>
+        <w:br/>
+        <w:t xml:space="preserve">  [{id:'payments_wallet', label:'Payments &amp; Wallet',</w:t>
+        <w:br/>
+        <w:t xml:space="preserve">    description:'Issues related to digital wallet, UPI "</w:t>
+        <w:br/>
+        <w:t xml:space="preserve">                "transactions, FASTag, and payment failures.',</w:t>
+        <w:br/>
+        <w:t xml:space="preserve">    count_in_dataset:177},</w:t>
+        <w:br/>
+        <w:t xml:space="preserve">   {id:'billing_refunds', label:'Billing &amp; Refunds',</w:t>
+        <w:br/>
+        <w:t xml:space="preserve">    count_in_dataset:220, ...},</w:t>
+        <w:br/>
+        <w:t xml:space="preserve">   ...]</w:t>
       </w:r>
     </w:p>
     <w:p>
@@ -5241,7 +5558,7 @@
           <w:b w:val="0"/>
           <w:i w:val="0"/>
         </w:rPr>
-        <w:t>The current evaluation set has only 15 questions and no expected answer per question, so it only checks that the right tools were called and that some evidence came back — not whether the actual answer is correct. With a gold-standard expected answer per question, an LLM-as-judge could score completion rate directly (does the actual answer cover the expected content?), and the eval would catch quality regressions rather than just behaviour changes.</w:t>
+        <w:t>Because of the time limit, the eval set is only 15 questions with no expected answer per question. To score quality with what was available, the harness checks whether the expected tool was called and whether the expected keywords appear in the answer — a reasonable proxy but not a direct measure of whether the answer is actually right. With more time the next step is to craft a bigger eval set with a proper expected answer per question, then use an LLM-as-judge to score completion rate directly (does the actual answer cover the expected content?) so we can run a true regression test and read the bot's correctness rate end-to-end.</w:t>
       </w:r>
     </w:p>
     <w:p>

--- a/report/report.docx
+++ b/report/report.docx
@@ -5615,6 +5615,23 @@
           <w:rFonts w:ascii="DejaVu Sans Mono" w:hAnsi="DejaVu Sans Mono"/>
           <w:sz w:val="18"/>
         </w:rPr>
+        <w:t># === Option A: Docker (recommended) ===</w:t>
+        <w:br/>
+        <w:t># Three services, three images, one command:</w:t>
+        <w:br/>
+        <w:t>git clone https://github.com/ltdt-apex/calabrio-assignment-conversational-bot.git</w:t>
+        <w:br/>
+        <w:t>cd calabrio-assignment-conversational-bot</w:t>
+        <w:br/>
+        <w:t>cp .env.example .env &amp;&amp; $EDITOR .env       # set ANTHROPIC_API_KEY</w:t>
+        <w:br/>
+        <w:t>docker compose up --build                  # builds prepare/api/ui</w:t>
+        <w:br/>
+        <w:t>open http://localhost:8501                 # analyst chat UI</w:t>
+        <w:br/>
+        <w:br/>
+        <w:t># === Option B: local Python (no Docker) ===</w:t>
+        <w:br/>
         <w:t># 1. Clone and install</w:t>
         <w:br/>
         <w:t>git clone https://github.com/ltdt-apex/calabrio-assignment-conversational-bot.git</w:t>

--- a/report/report.docx
+++ b/report/report.docx
@@ -1127,7 +1127,7 @@
         <w:pStyle w:val="ListBullet"/>
       </w:pPr>
       <w:r>
-        <w:t>Sentiment label: neu=19,259, neg=11,594, pos=11,112</w:t>
+        <w:t>Sentiment label: neu=19,308, neg=11,577, pos=11,080</w:t>
       </w:r>
     </w:p>
     <w:p>
@@ -1135,7 +1135,7 @@
         <w:pStyle w:val="ListBullet"/>
       </w:pPr>
       <w:r>
-        <w:t>Language: en=35,398, hi=6,216, mixed=351 — ~16% non-English (Hindi/Hinglish + mixed).</w:t>
+        <w:t>Language: en=35,398, hi=6,248, mixed=319 — ~16% non-English (Hindi/Hinglish + mixed).</w:t>
       </w:r>
     </w:p>
     <w:p>
@@ -1143,7 +1143,7 @@
         <w:pStyle w:val="ListBullet"/>
       </w:pPr>
       <w:r>
-        <w:t>Agent empathy (agent turns only): empathetic=9,305, neutral=11,021 — 0 dismissive agent turns reflects the uniformly polite synthetic data.</w:t>
+        <w:t>Agent empathy (agent turns only): empathetic=8,794, neutral=11,532 — 0 dismissive agent turns reflects the uniformly polite synthetic data.</w:t>
       </w:r>
     </w:p>
     <w:p>
@@ -5654,7 +5654,7 @@
         <w:br/>
         <w:t>#    (~23 MB), so no separate download step is needed.</w:t>
         <w:br/>
-        <w:t>uv run python scripts/prepare_data.py</w:t>
+        <w:t>uv run python preprocess/prepare_data.py</w:t>
         <w:br/>
         <w:br/>
         <w:t># 4. Start the API (one shell)</w:t>
@@ -6201,9 +6201,21 @@
         <w:br/>
         <w:t>├── report/report.docx        # final DOCX submission artifact</w:t>
         <w:br/>
-        <w:t>├── scripts/prepare_data.py   # offline pipeline orchestrator</w:t>
+        <w:t>├── preprocess/               # offline batch pipeline (separate from backend)</w:t>
         <w:br/>
-        <w:t>├── backend/</w:t>
+        <w:t>│   ├── prepare_data.py       # entry point — orchestrates the five stages</w:t>
+        <w:br/>
+        <w:t>│   ├── text.py               # 2-pass prefix cleaner (terminator + wordfreq)</w:t>
+        <w:br/>
+        <w:t>│   ├── taxonomy.py           # slot extraction + LLM grouping + YAML load/save</w:t>
+        <w:br/>
+        <w:t>│   ├── classifier.py         # Haiku batch classifier (sentiment/intent/PII/EN/lang)</w:t>
+        <w:br/>
+        <w:t>│   ├── rollups.py            # conversations + agents aggregations</w:t>
+        <w:br/>
+        <w:t>│   └── embed.py              # ChromaDB seeding (multilingual, cosine)</w:t>
+        <w:br/>
+        <w:t>├── backend/                  # runtime — agent + API; no preprocessing code</w:t>
         <w:br/>
         <w:t>│   ├── config.py             # env-driven Config (shared)</w:t>
         <w:br/>
@@ -6217,19 +6229,7 @@
         <w:br/>
         <w:t>│   ├── agent.py              # planner-synthesizer loop (serving)</w:t>
         <w:br/>
-        <w:t>│   ├── api.py                # FastAPI POST /ask (serving)</w:t>
-        <w:br/>
-        <w:t>│   └── preprocessing/        # offline batch pipeline</w:t>
-        <w:br/>
-        <w:t>│       ├── text.py           # 2-pass prefix cleaner (terminator + wordfreq)</w:t>
-        <w:br/>
-        <w:t>│       ├── taxonomy.py       # slot extraction + LLM grouping + YAML load/save</w:t>
-        <w:br/>
-        <w:t>│       ├── classifier.py     # Haiku batch classifier (sentiment/intent/PII/EN/lang)</w:t>
-        <w:br/>
-        <w:t>│       ├── rollups.py        # conversations + agents aggregations</w:t>
-        <w:br/>
-        <w:t>│       └── embed.py          # ChromaDB seeding (multilingual, cosine)</w:t>
+        <w:t>│   └── api.py                # FastAPI POST /ask (serving)</w:t>
         <w:br/>
         <w:t>├── ui/app.py                 # Streamlit analyst chat</w:t>
         <w:br/>

--- a/report/report.docx
+++ b/report/report.docx
@@ -175,31 +175,7 @@
         <w:pStyle w:val="ListBullet"/>
       </w:pPr>
       <w:r>
-        <w:t>Only ~426 distinct cleaned sentences exist across 42,000 turns — so we label each distinct sentence once and copy the labels onto every matching turn, ~100× cheaper than labelling each turn separately.</w:t>
-      </w:r>
-    </w:p>
-    <w:p>
-      <w:pPr>
-        <w:pStyle w:val="ListBullet"/>
-      </w:pPr>
-      <w:r>
         <w:t>Per-turn timestamps are noisy (not monotonic within a conversation) — so we use the turn index column for ordering and the earliest timestamp as the conversation's start time.</w:t>
-      </w:r>
-    </w:p>
-    <w:p>
-      <w:pPr>
-        <w:pStyle w:val="ListBullet"/>
-      </w:pPr>
-      <w:r>
-        <w:t>Only the cleaned leading sentence of each turn carries signal; the trailing characters are random gibberish — so cleaning is just 'keep everything up to the last sentence-ending punctuation', no fancy parsing needed.</w:t>
-      </w:r>
-    </w:p>
-    <w:p>
-      <w:pPr>
-        <w:pStyle w:val="ListBullet"/>
-      </w:pPr>
-      <w:r>
-        <w:t>Each customer maps to exactly one conversation — so customer-level views and conversation-level views are equivalent; no extra deduplication needed.</w:t>
       </w:r>
     </w:p>
     <w:p>
@@ -1127,7 +1103,7 @@
         <w:pStyle w:val="ListBullet"/>
       </w:pPr>
       <w:r>
-        <w:t>Sentiment label: neu=19,308, neg=11,577, pos=11,080</w:t>
+        <w:t>Sentiment label: neu=22,195, neg=11,599, pos=8,171</w:t>
       </w:r>
     </w:p>
     <w:p>
@@ -1135,7 +1111,7 @@
         <w:pStyle w:val="ListBullet"/>
       </w:pPr>
       <w:r>
-        <w:t>Language: en=35,398, hi=6,248, mixed=319 — ~16% non-English (Hindi/Hinglish + mixed).</w:t>
+        <w:t>Language: en=35,398, hi=6,266, mixed=301 — ~16% non-English (Hindi/Hinglish + mixed).</w:t>
       </w:r>
     </w:p>
     <w:p>
@@ -1143,7 +1119,7 @@
         <w:pStyle w:val="ListBullet"/>
       </w:pPr>
       <w:r>
-        <w:t>Agent empathy (agent turns only): empathetic=8,794, neutral=11,532 — 0 dismissive agent turns reflects the uniformly polite synthetic data.</w:t>
+        <w:t>Agent empathy (agent turns only): empathetic=9,305, neutral=11,021</w:t>
       </w:r>
     </w:p>
     <w:p>
@@ -1357,7 +1333,7 @@
           <w:b w:val="0"/>
           <w:i w:val="0"/>
         </w:rPr>
-        <w:t>Two clearly separated parts: a preprocessing pipeline that runs once offline to turn the raw CSV into labelled, searchable data, and an online serving path that uses an AI agent to answer questions over that data.</w:t>
+        <w:t>Two clearly separated parts: a preprocessing pipeline that runs once offline to turn the raw CSV into labelled, searchable data, and an actual systsem that uses an AI agent to answer questions over that data.</w:t>
       </w:r>
     </w:p>
     <w:p>
@@ -1365,7 +1341,7 @@
         <w:pStyle w:val="Heading2"/>
       </w:pPr>
       <w:r>
-        <w:t>3.1 Preprocessing pipeline (offline, one-shot)</w:t>
+        <w:t>3.1 Preprocessing pipeline (offline, one-time run)</w:t>
       </w:r>
     </w:p>
     <w:p>
@@ -1438,60 +1414,11 @@
       </w:r>
     </w:p>
     <w:p>
-      <w:r>
-        <w:rPr>
-          <w:b w:val="0"/>
-          <w:i w:val="0"/>
-        </w:rPr>
-        <w:t>Important pieces (high level):</w:t>
-      </w:r>
-    </w:p>
-    <w:p>
-      <w:pPr>
-        <w:pStyle w:val="ListBullet"/>
-      </w:pPr>
-      <w:r>
-        <w:t>The data cleaner — strips the synthetic gibberish from each turn.</w:t>
-      </w:r>
-    </w:p>
-    <w:p>
-      <w:pPr>
-        <w:pStyle w:val="ListBullet"/>
-      </w:pPr>
-      <w:r>
-        <w:t>The labeller — sends each distinct sentence once to a fast AI model and copies the labels onto every matching turn.</w:t>
-      </w:r>
-    </w:p>
-    <w:p>
-      <w:pPr>
-        <w:pStyle w:val="ListBullet"/>
-      </w:pPr>
-      <w:r>
-        <w:t>The topic extractor — recognises which product / service the customer is calling about, then groups those into a small set of analyst-friendly categories.</w:t>
-      </w:r>
-    </w:p>
-    <w:p>
-      <w:pPr>
-        <w:pStyle w:val="ListBullet"/>
-      </w:pPr>
-      <w:r>
-        <w:t>The rollups — produce ready-to-query views per conversation and per agent.</w:t>
-      </w:r>
-    </w:p>
-    <w:p>
-      <w:pPr>
-        <w:pStyle w:val="ListBullet"/>
-      </w:pPr>
-      <w:r>
-        <w:t>The vector-store seeder — embeds each conversation using a multilingual model so semantic search works in both English and Hindi/Hinglish.</w:t>
-      </w:r>
-    </w:p>
-    <w:p>
       <w:pPr>
         <w:pStyle w:val="Heading2"/>
       </w:pPr>
       <w:r>
-        <w:t>3.2 Online serving (per analyst question)</w:t>
+        <w:t>3.2 Actual system (per analyst question)</w:t>
       </w:r>
     </w:p>
     <w:p>
@@ -1570,55 +1497,6 @@
       </w:r>
     </w:p>
     <w:p>
-      <w:r>
-        <w:rPr>
-          <w:b w:val="0"/>
-          <w:i w:val="0"/>
-        </w:rPr>
-        <w:t>Important pieces (high level):</w:t>
-      </w:r>
-    </w:p>
-    <w:p>
-      <w:pPr>
-        <w:pStyle w:val="ListBullet"/>
-      </w:pPr>
-      <w:r>
-        <w:t>The chat UI — where the analyst types their question and sees the answer with evidence cards.</w:t>
-      </w:r>
-    </w:p>
-    <w:p>
-      <w:pPr>
-        <w:pStyle w:val="ListBullet"/>
-      </w:pPr>
-      <w:r>
-        <w:t>The web API — accepts a question, returns the structured answer; can also be called from scripts or other systems.</w:t>
-      </w:r>
-    </w:p>
-    <w:p>
-      <w:pPr>
-        <w:pStyle w:val="ListBullet"/>
-      </w:pPr>
-      <w:r>
-        <w:t>The agent — the brain that decides what tools to call to answer the question.</w:t>
-      </w:r>
-    </w:p>
-    <w:p>
-      <w:pPr>
-        <w:pStyle w:val="ListBullet"/>
-      </w:pPr>
-      <w:r>
-        <w:t>The tools — the agent's hands; the six things the agent is allowed to ask the data for.</w:t>
-      </w:r>
-    </w:p>
-    <w:p>
-      <w:pPr>
-        <w:pStyle w:val="ListBullet"/>
-      </w:pPr>
-      <w:r>
-        <w:t>Session memory — short-term context so follow-up questions can refer back to earlier answers within the same session.</w:t>
-      </w:r>
-    </w:p>
-    <w:p>
       <w:pPr>
         <w:pStyle w:val="Heading1"/>
       </w:pPr>
@@ -1689,47 +1567,6 @@
         <w:pStyle w:val="Heading2"/>
       </w:pPr>
       <w:r>
-        <w:t>Responsibilities and data flow</w:t>
-      </w:r>
-    </w:p>
-    <w:p>
-      <w:r>
-        <w:rPr>
-          <w:b w:val="0"/>
-          <w:i w:val="0"/>
-        </w:rPr>
-        <w:t>The agent and its tools have clearly separated jobs and a typed boundary between them:</w:t>
-      </w:r>
-    </w:p>
-    <w:p>
-      <w:pPr>
-        <w:pStyle w:val="ListBullet"/>
-      </w:pPr>
-      <w:r>
-        <w:t>Agent — given the analyst's question, decides which tools to call in what order, gathers their results in its working context, then writes the final structured answer. It cannot read or write the database directly; it can only ask via the six tools.</w:t>
-      </w:r>
-    </w:p>
-    <w:p>
-      <w:pPr>
-        <w:pStyle w:val="ListBullet"/>
-      </w:pPr>
-      <w:r>
-        <w:t>Tools — read-only, side-effect-free functions that each answer one kind of data question (aggregate, semantic search, single-conversation lookup, etc.). Each tool has a typed input schema and a typed output schema; the agent must conform to the input schema and gets back results in the documented output shape.</w:t>
-      </w:r>
-    </w:p>
-    <w:p>
-      <w:pPr>
-        <w:pStyle w:val="ListBullet"/>
-      </w:pPr>
-      <w:r>
-        <w:t>Return envelope (what the caller gets back) — the agent's final response is always a structured AnswerEnvelope with fields: `answer` (prose, 1-3 paragraphs), `evidence` (list of {conv_id, quote, relevance, similarity}), `tool_calls` (the trace of which tools were called with what arguments, for transparency), `reasoning_brief` (one sentence describing how the answer was reached), and `uncertainty` (optional caveat).</w:t>
-      </w:r>
-    </w:p>
-    <w:p>
-      <w:pPr>
-        <w:pStyle w:val="Heading2"/>
-      </w:pPr>
-      <w:r>
         <w:t>The six tools</w:t>
       </w:r>
     </w:p>
@@ -1770,30 +1607,6 @@
           <w:rFonts w:ascii="DejaVu Sans Mono" w:hAnsi="DejaVu Sans Mono"/>
           <w:sz w:val="18"/>
         </w:rPr>
-        <w:t>Input:</w:t>
-        <w:br/>
-        <w:t xml:space="preserve">  {month?, date_from?, date_to?, topic?, sentiment_min?,</w:t>
-        <w:br/>
-        <w:t xml:space="preserve">   sentiment_max?, escalation_flag?, resolution_flag?, language?,</w:t>
-        <w:br/>
-        <w:t xml:space="preserve">   agent_name?, group_by?, metrics?, order_by?, order?, limit?}</w:t>
-        <w:br/>
-        <w:br/>
-        <w:t>Output:</w:t>
-        <w:br/>
-        <w:t xml:space="preserve">  list of rows. If group_by set:</w:t>
-        <w:br/>
-        <w:t xml:space="preserve">    [{group_key, count, avg_sentiment?, avg_empathy?,</w:t>
-        <w:br/>
-        <w:t xml:space="preserve">      escalation_rate?, resolution_rate?}, ...]</w:t>
-        <w:br/>
-        <w:t xml:space="preserve">  Otherwise:</w:t>
-        <w:br/>
-        <w:t xml:space="preserve">    [{conv_id, customer_name, agent_name, start_ts, end_ts,</w:t>
-        <w:br/>
-        <w:t xml:space="preserve">      turn_count, topic, customer_sentiment_overall, ...}]</w:t>
-        <w:br/>
-        <w:br/>
         <w:t>Example call:</w:t>
         <w:br/>
         <w:t xml:space="preserve">  query_conversations(month='2025-11', sentiment_max=-0.1,</w:t>
@@ -1843,24 +1656,6 @@
           <w:rFonts w:ascii="DejaVu Sans Mono" w:hAnsi="DejaVu Sans Mono"/>
           <w:sz w:val="18"/>
         </w:rPr>
-        <w:t>Input:</w:t>
-        <w:br/>
-        <w:t xml:space="preserve">  {min_conv_count?, sort_by?, order?, limit?}</w:t>
-        <w:br/>
-        <w:t xml:space="preserve">    sort_by ∈ {empathy_mean, resolution_rate,</w:t>
-        <w:br/>
-        <w:t xml:space="preserve">               avg_customer_sentiment, escalation_rate, conv_count}</w:t>
-        <w:br/>
-        <w:br/>
-        <w:t>Output:</w:t>
-        <w:br/>
-        <w:t xml:space="preserve">  [{agent_name, conv_count, avg_customer_sentiment,</w:t>
-        <w:br/>
-        <w:t xml:space="preserve">    empathy_mean, resolution_rate, escalation_rate,</w:t>
-        <w:br/>
-        <w:t xml:space="preserve">    top_topics}, ...]</w:t>
-        <w:br/>
-        <w:br/>
         <w:t>Example call:</w:t>
         <w:br/>
         <w:t xml:space="preserve">  query_agents(min_conv_count=2, sort_by='empathy_mean',</w:t>
@@ -1906,22 +1701,6 @@
           <w:rFonts w:ascii="DejaVu Sans Mono" w:hAnsi="DejaVu Sans Mono"/>
           <w:sz w:val="18"/>
         </w:rPr>
-        <w:t>Input:</w:t>
-        <w:br/>
-        <w:t xml:space="preserve">  {query, k?, topic?, agent_name?, language?,</w:t>
-        <w:br/>
-        <w:t xml:space="preserve">   sentiment_min?, sentiment_max?, escalation_flag?}</w:t>
-        <w:br/>
-        <w:br/>
-        <w:t>Output:</w:t>
-        <w:br/>
-        <w:t xml:space="preserve">  [{conv_id, similarity, document_excerpt, topic,</w:t>
-        <w:br/>
-        <w:t xml:space="preserve">    agent_name, customer_sentiment_overall,</w:t>
-        <w:br/>
-        <w:t xml:space="preserve">    language, escalation_flag}, ...]</w:t>
-        <w:br/>
-        <w:br/>
         <w:t>Example call:</w:t>
         <w:br/>
         <w:t xml:space="preserve">  semantic_search(query='customer feeling rushed about travel',</w:t>
@@ -1967,24 +1746,6 @@
           <w:rFonts w:ascii="DejaVu Sans Mono" w:hAnsi="DejaVu Sans Mono"/>
           <w:sz w:val="18"/>
         </w:rPr>
-        <w:t>Input:</w:t>
-        <w:br/>
-        <w:t xml:space="preserve">  {conv_id}</w:t>
-        <w:br/>
-        <w:br/>
-        <w:t>Output:</w:t>
-        <w:br/>
-        <w:t xml:space="preserve">  {conv_id, topic, customer_sentiment_overall,</w:t>
-        <w:br/>
-        <w:t xml:space="preserve">   resolution_flag, escalation_flag,</w:t>
-        <w:br/>
-        <w:t xml:space="preserve">   customer_arc:[sentiment_scores_in_order],</w:t>
-        <w:br/>
-        <w:t xml:space="preserve">   turns:[{turn_index, role, sentiment_label, sentiment_score,</w:t>
-        <w:br/>
-        <w:t xml:space="preserve">           intent, empathy_signal, text_clean}, ...]}</w:t>
-        <w:br/>
-        <w:br/>
         <w:t>Example call:</w:t>
         <w:br/>
         <w:t xml:space="preserve">  get_trajectory(conv_id='C0009233')</w:t>
@@ -2034,28 +1795,6 @@
           <w:rFonts w:ascii="DejaVu Sans Mono" w:hAnsi="DejaVu Sans Mono"/>
           <w:sz w:val="18"/>
         </w:rPr>
-        <w:t>Input:</w:t>
-        <w:br/>
-        <w:t xml:space="preserve">  {conv_id, include_translation?}</w:t>
-        <w:br/>
-        <w:br/>
-        <w:t>Output:</w:t>
-        <w:br/>
-        <w:t xml:space="preserve">  {conv_id, customer_name, agent_name, start_ts, end_ts,</w:t>
-        <w:br/>
-        <w:t xml:space="preserve">   topic, customer_sentiment_overall,</w:t>
-        <w:br/>
-        <w:t xml:space="preserve">   resolution_flag, escalation_flag,</w:t>
-        <w:br/>
-        <w:t xml:space="preserve">   turns:[{turn_index, role, timestamp, text_clean,</w:t>
-        <w:br/>
-        <w:t xml:space="preserve">           text_clean_en?, language, sentiment_label,</w:t>
-        <w:br/>
-        <w:t xml:space="preserve">           sentiment_score, intent, empathy_signal,</w:t>
-        <w:br/>
-        <w:t xml:space="preserve">           is_escalation, contains_pii}, ...]}</w:t>
-        <w:br/>
-        <w:br/>
         <w:t>Example call:</w:t>
         <w:br/>
         <w:t xml:space="preserve">  get_conversation(conv_id='C0003634', include_translation=True)</w:t>
@@ -2109,18 +1848,6 @@
           <w:rFonts w:ascii="DejaVu Sans Mono" w:hAnsi="DejaVu Sans Mono"/>
           <w:sz w:val="18"/>
         </w:rPr>
-        <w:t>Input:</w:t>
-        <w:br/>
-        <w:t xml:space="preserve">  {with_examples?}</w:t>
-        <w:br/>
-        <w:br/>
-        <w:t>Output:</w:t>
-        <w:br/>
-        <w:t xml:space="preserve">  [{id, label, description, count_in_dataset,</w:t>
-        <w:br/>
-        <w:t xml:space="preserve">    example_conv_id?}, ...]</w:t>
-        <w:br/>
-        <w:br/>
         <w:t>Example call:</w:t>
         <w:br/>
         <w:t xml:space="preserve">  list_topics(with_examples=False)</w:t>
@@ -2543,7 +2270,7 @@
         <w:pStyle w:val="Heading2"/>
       </w:pPr>
       <w:r>
-        <w:t>Cost &amp; latency posture</w:t>
+        <w:t>Cost</w:t>
       </w:r>
     </w:p>
     <w:p>
@@ -2560,22 +2287,6 @@
       </w:pPr>
       <w:r>
         <w:t>Online: $0.02–$0.05 per question depending on tool-call count (Q4-style multi-tool agent-coaching questions are the upper bound).</w:t>
-      </w:r>
-    </w:p>
-    <w:p>
-      <w:pPr>
-        <w:pStyle w:val="ListBullet"/>
-      </w:pPr>
-      <w:r>
-        <w:t>Latency: typically 10–60s end-to-end (planner + tools + synthesis); p95 = 60s on the eval set. This is the deliberate trade-off versus single-prompt response time — the agent must compose multi-step reasoning.</w:t>
-      </w:r>
-    </w:p>
-    <w:p>
-      <w:pPr>
-        <w:pStyle w:val="ListBullet"/>
-      </w:pPr>
-      <w:r>
-        <w:t>Credentials policy: ANTHROPIC_API_KEY loaded from .env via python-dotenv; .env is gitignored; .env.example documents every required variable with placeholders only.</w:t>
       </w:r>
     </w:p>
     <w:p>
@@ -2610,15 +2321,6 @@
           <w:i w:val="0"/>
         </w:rPr>
         <w:t>Each question is scored on five dimensions: whether the expected tools were called, keyword coverage in the answer, evidence count, grounding (LLM-as-judge), and latency. A question passes the first three; grounding is reported as an independent column.</w:t>
-      </w:r>
-    </w:p>
-    <w:p>
-      <w:r>
-        <w:rPr>
-          <w:b w:val="0"/>
-          <w:i w:val="0"/>
-        </w:rPr>
-        <w:t>Grounding grader: claude-haiku-4-5-20251001 with a structured-output tool that returns supported_claim_count, unsupported_claim_count, irrelevant_evidence_count, and ungrounded examples. Rubric explicitly distinguishes aggregate claims (grounded by SQL tool calls; quotes not required) from conversation-specific claims (require quote support). Pure-aggregation answers with no quotes correctly score 1.0.</w:t>
       </w:r>
     </w:p>
     <w:p>
@@ -2826,7 +2528,7 @@
               <w:rPr>
                 <w:sz w:val="18"/>
               </w:rPr>
-              <w:t>38.43s / 37.48s / 60.32s</w:t>
+              <w:t>29.58s / 28.42s / 43.94s</w:t>
             </w:r>
           </w:p>
         </w:tc>
@@ -3111,7 +2813,7 @@
               <w:rPr>
                 <w:sz w:val="18"/>
               </w:rPr>
-              <w:t>11.8s</w:t>
+              <w:t>11.6s</w:t>
             </w:r>
           </w:p>
         </w:tc>
@@ -3218,7 +2920,7 @@
               <w:rPr>
                 <w:sz w:val="18"/>
               </w:rPr>
-              <w:t>0</w:t>
+              <w:t>1</w:t>
             </w:r>
           </w:p>
         </w:tc>
@@ -3248,7 +2950,7 @@
               <w:rPr>
                 <w:sz w:val="18"/>
               </w:rPr>
-              <w:t>10.9s</w:t>
+              <w:t>20.7s</w:t>
             </w:r>
           </w:p>
         </w:tc>
@@ -3385,7 +3087,7 @@
               <w:rPr>
                 <w:sz w:val="18"/>
               </w:rPr>
-              <w:t>31.9s</w:t>
+              <w:t>14.9s</w:t>
             </w:r>
           </w:p>
         </w:tc>
@@ -3522,7 +3224,7 @@
               <w:rPr>
                 <w:sz w:val="18"/>
               </w:rPr>
-              <w:t>75.4s</w:t>
+              <w:t>49.2s</w:t>
             </w:r>
           </w:p>
         </w:tc>
@@ -3629,7 +3331,7 @@
               <w:rPr>
                 <w:sz w:val="18"/>
               </w:rPr>
-              <w:t>2</w:t>
+              <w:t>3</w:t>
             </w:r>
           </w:p>
         </w:tc>
@@ -3644,7 +3346,7 @@
               <w:rPr>
                 <w:sz w:val="18"/>
               </w:rPr>
-              <w:t>0.85</w:t>
+              <w:t>0.50</w:t>
             </w:r>
           </w:p>
         </w:tc>
@@ -3659,7 +3361,7 @@
               <w:rPr>
                 <w:sz w:val="18"/>
               </w:rPr>
-              <w:t>60.3s</w:t>
+              <w:t>28.4s</w:t>
             </w:r>
           </w:p>
         </w:tc>
@@ -3781,7 +3483,7 @@
               <w:rPr>
                 <w:sz w:val="18"/>
               </w:rPr>
-              <w:t>0.65</w:t>
+              <w:t>0.85</w:t>
             </w:r>
           </w:p>
         </w:tc>
@@ -3796,7 +3498,7 @@
               <w:rPr>
                 <w:sz w:val="18"/>
               </w:rPr>
-              <w:t>26.3s</w:t>
+              <w:t>21.3s</w:t>
             </w:r>
           </w:p>
         </w:tc>
@@ -3933,7 +3635,7 @@
               <w:rPr>
                 <w:sz w:val="18"/>
               </w:rPr>
-              <w:t>25.8s</w:t>
+              <w:t>16.7s</w:t>
             </w:r>
           </w:p>
         </w:tc>
@@ -4025,7 +3727,7 @@
               <w:rPr>
                 <w:sz w:val="18"/>
               </w:rPr>
-              <w:t>0.50</w:t>
+              <w:t>1.00</w:t>
             </w:r>
           </w:p>
         </w:tc>
@@ -4055,7 +3757,7 @@
               <w:rPr>
                 <w:sz w:val="18"/>
               </w:rPr>
-              <w:t>0.75</w:t>
+              <w:t>0.80</w:t>
             </w:r>
           </w:p>
         </w:tc>
@@ -4070,7 +3772,7 @@
               <w:rPr>
                 <w:sz w:val="18"/>
               </w:rPr>
-              <w:t>55.3s</w:t>
+              <w:t>42.7s</w:t>
             </w:r>
           </w:p>
         </w:tc>
@@ -4177,7 +3879,7 @@
               <w:rPr>
                 <w:sz w:val="18"/>
               </w:rPr>
-              <w:t>3</w:t>
+              <w:t>0</w:t>
             </w:r>
           </w:p>
         </w:tc>
@@ -4192,7 +3894,7 @@
               <w:rPr>
                 <w:sz w:val="18"/>
               </w:rPr>
-              <w:t>0.75</w:t>
+              <w:t>1.00</w:t>
             </w:r>
           </w:p>
         </w:tc>
@@ -4207,7 +3909,7 @@
               <w:rPr>
                 <w:sz w:val="18"/>
               </w:rPr>
-              <w:t>36.0s</w:t>
+              <w:t>17.3s</w:t>
             </w:r>
           </w:p>
         </w:tc>
@@ -4344,7 +4046,7 @@
               <w:rPr>
                 <w:sz w:val="18"/>
               </w:rPr>
-              <w:t>41.4s</w:t>
+              <w:t>40.8s</w:t>
             </w:r>
           </w:p>
         </w:tc>
@@ -4451,7 +4153,7 @@
               <w:rPr>
                 <w:sz w:val="18"/>
               </w:rPr>
-              <w:t>3</w:t>
+              <w:t>2</w:t>
             </w:r>
           </w:p>
         </w:tc>
@@ -4466,7 +4168,7 @@
               <w:rPr>
                 <w:sz w:val="18"/>
               </w:rPr>
-              <w:t>0.90</w:t>
+              <w:t>0.80</w:t>
             </w:r>
           </w:p>
         </w:tc>
@@ -4481,7 +4183,7 @@
               <w:rPr>
                 <w:sz w:val="18"/>
               </w:rPr>
-              <w:t>43.0s</w:t>
+              <w:t>36.5s</w:t>
             </w:r>
           </w:p>
         </w:tc>
@@ -4618,7 +4320,7 @@
               <w:rPr>
                 <w:sz w:val="18"/>
               </w:rPr>
-              <w:t>47.9s</w:t>
+              <w:t>28.2s</w:t>
             </w:r>
           </w:p>
         </w:tc>
@@ -4740,7 +4442,7 @@
               <w:rPr>
                 <w:sz w:val="18"/>
               </w:rPr>
-              <w:t>0.85</w:t>
+              <w:t>0.75</w:t>
             </w:r>
           </w:p>
         </w:tc>
@@ -4755,7 +4457,7 @@
               <w:rPr>
                 <w:sz w:val="18"/>
               </w:rPr>
-              <w:t>37.5s</w:t>
+              <w:t>34.8s</w:t>
             </w:r>
           </w:p>
         </w:tc>
@@ -4862,7 +4564,7 @@
               <w:rPr>
                 <w:sz w:val="18"/>
               </w:rPr>
-              <w:t>2</w:t>
+              <w:t>3</w:t>
             </w:r>
           </w:p>
         </w:tc>
@@ -4877,7 +4579,7 @@
               <w:rPr>
                 <w:sz w:val="18"/>
               </w:rPr>
-              <w:t>0.85</w:t>
+              <w:t>1.00</w:t>
             </w:r>
           </w:p>
         </w:tc>
@@ -4892,7 +4594,7 @@
               <w:rPr>
                 <w:sz w:val="18"/>
               </w:rPr>
-              <w:t>28.4s</w:t>
+              <w:t>43.9s</w:t>
             </w:r>
           </w:p>
         </w:tc>
@@ -5029,7 +4731,7 @@
               <w:rPr>
                 <w:sz w:val="18"/>
               </w:rPr>
-              <w:t>44.5s</w:t>
+              <w:t>36.6s</w:t>
             </w:r>
           </w:p>
         </w:tc>
@@ -5210,23 +4912,7 @@
         <w:pStyle w:val="ListBullet"/>
       </w:pPr>
       <w:r>
-        <w:t>Q06 (trajectory of Hinglish conversation C0009233) — single get_trajectory call yielded a turn-by-turn narrative identifying turn 14 as the inflection point (sentiment +0.6 momentary spike) followed by a relapse at turn 16, with verbatim Hinglish quotes preserved in the evidence.</w:t>
-      </w:r>
-    </w:p>
-    <w:p>
-      <w:pPr>
-        <w:pStyle w:val="ListBullet"/>
-      </w:pPr>
-      <w:r>
-        <w:t>Q04 (agents needing coaching) — composed 11 tool calls including query_agents, semantic_search, and two get_conversation drill-downs to name three specific agents (AgentVYJS, AgentTXPF, AgentTVAX) with verbatim Hinglish and English quotes from their conversations and four actionable coaching themes. Grounding 1.00.</w:t>
-      </w:r>
-    </w:p>
-    <w:p>
-      <w:pPr>
-        <w:pStyle w:val="ListBullet"/>
-      </w:pPr>
-      <w:r>
-        <w:t>Q10 (Hinglish app-crash retrieval) — English query surfaced three Hinglish 'App crash ho rahi hai while using X' conversations via the multilingual embedding, confirming cross-language retrieval works without pre-translation.</w:t>
+        <w:t>Q04 (agents needing coaching) — composed 8 tool calls including query_agents and get_conversation drill-downs to name three specific agents (multiple agents) with verbatim Hinglish and English quotes from their conversations and actionable coaching themes. Grounding 1.00.</w:t>
       </w:r>
     </w:p>
     <w:p>
@@ -5242,23 +4928,7 @@
         <w:pStyle w:val="ListBullet"/>
       </w:pPr>
       <w:r>
-        <w:t>Q06 grounding 0.65 — grader rubric edge case. The Haiku judge penalised specific turn-level sentiment values that came from get_trajectory because the rubric prioritises quote-grounding over tool-call-grounding for non-aggregate numeric claims. Fix: extend the rubric to credit get_trajectory for turn-level numerical claims the way it credits query_conversations for aggregate-level claims.</w:t>
-      </w:r>
-    </w:p>
-    <w:p>
-      <w:pPr>
-        <w:pStyle w:val="ListBullet"/>
-      </w:pPr>
-      <w:r>
-        <w:t>Q08 grounding 0.75 — the agent included interpretive prose ("login lockouts are a product/ops gap") that goes beyond what tools support. Behavioural pattern worth tightening with a stronger system-prompt rule against editorial leaps.</w:t>
-      </w:r>
-    </w:p>
-    <w:p>
-      <w:pPr>
-        <w:pStyle w:val="ListBullet"/>
-      </w:pPr>
-      <w:r>
-        <w:t>Q09 grounding 0.75 — Financial Products and Promotions stats appeared in the answer without matching SQL row in the trace. Possible numerical hallucination; deserves a manual spot-check on the next iteration.</w:t>
+        <w:t>Q08 grounding 0.80 — the agent included interpretive prose ("systemic process or tooling gaps") that goes beyond what tools support.</w:t>
       </w:r>
     </w:p>
     <w:p>
@@ -5275,7 +4945,7 @@
           <w:b w:val="0"/>
           <w:i w:val="0"/>
         </w:rPr>
-        <w:t>Mean latency 38.43s, p95 60.32s. Latency scales with tool-call count: aggregation-only questions land at 10–15s, Q4-style multi-step evidence-seeking questions hit 60–75s. All 15 questions returned a valid AnswerEnvelope with no schema violations across the run.</w:t>
+        <w:t>Mean latency 29.58s, p95 43.94s. Latency scales with tool-call count: aggregation-only questions land at 10–15s, Q4-style multi-step evidence-seeking questions hit 40–50s. All 15 questions returned a valid AnswerEnvelope with no schema violations across the run.</w:t>
       </w:r>
     </w:p>
     <w:p>
@@ -5327,7 +4997,7 @@
           <w:b w:val="0"/>
           <w:i w:val="0"/>
         </w:rPr>
-        <w:t>The agent decides on its own — it reaches for semantic search whenever the analyst asks for examples, evidence, or similar cases. In the evaluation set this happened on 9 of 15 questions, most heavily on agent-coaching and Hindi/Hinglish queries.</w:t>
+        <w:t>The agent decides on its own — it reaches for semantic search whenever the analyst asks for examples, evidence, or similar cases. In the evaluation set this happened on 9 of 15 questions.</w:t>
       </w:r>
     </w:p>
     <w:p>
@@ -5363,7 +5033,7 @@
           <w:b w:val="0"/>
           <w:i w:val="0"/>
         </w:rPr>
-        <w:t>It lifts answers from generic statistics to cited, concrete examples — real conversations over statistical disclaimers. In the eval, 9 of 15 answers include 3+ evidence quotes, and every Hindi-language question is answered with at least one original-language quote.</w:t>
+        <w:t>It lifts answers from generic statistics to cited, concrete examples — real conversations over statistical disclaimers. In the eval, 9 of 15 answers include 3+ evidence quotes.</w:t>
       </w:r>
     </w:p>
     <w:p>
@@ -5389,7 +5059,7 @@
           <w:b w:val="0"/>
           <w:i w:val="0"/>
         </w:rPr>
-        <w:t>We use an LLM to do topic extraction, sentiment analysis, intent detection, empathy detection, and language detection on every turn. Classical ML classifiers would need labelled training data we don't have and would struggle with the bilingual English + Hindi/Hinglish mix; an LLM handles both out of the box.</w:t>
+        <w:t>We use an LLM to do topic extraction, sentiment analysis, intent detection, empathy detection, and language detection on every turn. Classical ML classifiers would need labelled training data we don't have,</w:t>
       </w:r>
     </w:p>
     <w:p>
@@ -5411,24 +5081,6 @@
       </w:r>
     </w:p>
     <w:p>
-      <w:r>
-        <w:rPr>
-          <w:b/>
-          <w:i w:val="0"/>
-        </w:rPr>
-        <w:t>How its usefulness was evaluated:</w:t>
-      </w:r>
-    </w:p>
-    <w:p>
-      <w:r>
-        <w:rPr>
-          <w:b w:val="0"/>
-          <w:i w:val="0"/>
-        </w:rPr>
-        <w:t>The labels are checked indirectly by the evaluation set: questions like "topics with most negative sentiment last month" or "agents with lowest empathy" only return the right answers if the underlying labels are correct. All 15 evaluation questions pass, which indicates the labels are reliable enough for analyst use.</w:t>
-      </w:r>
-    </w:p>
-    <w:p>
       <w:pPr>
         <w:pStyle w:val="Heading2"/>
       </w:pPr>
@@ -5439,73 +5091,10 @@
     <w:p>
       <w:r>
         <w:rPr>
-          <w:b/>
-          <w:i w:val="0"/>
-        </w:rPr>
-        <w:t>What is stored:</w:t>
-      </w:r>
-    </w:p>
-    <w:p>
-      <w:r>
-        <w:rPr>
           <w:b w:val="0"/>
           <w:i w:val="0"/>
         </w:rPr>
-        <w:t>Each question and its full structured answer are stored in a session-scoped table, keyed by session id and turn index. Stored content is PII-redacted before persistence (emails, phone numbers, card-like numbers replaced with placeholders).</w:t>
-      </w:r>
-    </w:p>
-    <w:p>
-      <w:r>
-        <w:rPr>
-          <w:b/>
-          <w:i w:val="0"/>
-        </w:rPr>
-        <w:t>How it is retrieved:</w:t>
-      </w:r>
-    </w:p>
-    <w:p>
-      <w:r>
-        <w:rPr>
-          <w:b w:val="0"/>
-          <w:i w:val="0"/>
-        </w:rPr>
-        <w:t>At the start of every new question, the agent loads the last few turns of the current session and prepends them as prior context before reading the new question. This is automatic — the analyst doesn't have to opt in.</w:t>
-      </w:r>
-    </w:p>
-    <w:p>
-      <w:r>
-        <w:rPr>
-          <w:b/>
-          <w:i w:val="0"/>
-        </w:rPr>
-        <w:t>How it affects later responses:</w:t>
-      </w:r>
-    </w:p>
-    <w:p>
-      <w:r>
-        <w:rPr>
-          <w:b w:val="0"/>
-          <w:i w:val="0"/>
-        </w:rPr>
-        <w:t>Follow-up questions can refer back to earlier ones without the analyst re-typing context — for example, asking about "the agent you just mentioned" works because the prior answer is in the agent's context. The agent can also reuse prior evidence instead of re-fetching it.</w:t>
-      </w:r>
-    </w:p>
-    <w:p>
-      <w:r>
-        <w:rPr>
-          <w:b/>
-          <w:i w:val="0"/>
-        </w:rPr>
-        <w:t>Reliability and privacy considerations:</w:t>
-      </w:r>
-    </w:p>
-    <w:p>
-      <w:r>
-        <w:rPr>
-          <w:b w:val="0"/>
-          <w:i w:val="0"/>
-        </w:rPr>
-        <w:t>Memory is scoped per session so one analyst's questions never bleed into another's, and rows expire after 24 hours so old context doesn't accumulate. Synthetic customer/agent identifiers from the dataset are intentionally not redacted because they are not real PII and follow-up continuity needs them.</w:t>
+        <w:t>Each question and its structured answer are stored in a session-scoped SQLite table (PII-redacted, 24h TTL). At the start of every new question the last few turns are prepended as prior context, enabling natural follow-up questions — e.g. 'tell me more about that agent' works without the analyst re-typing the agent's name.</w:t>
       </w:r>
     </w:p>
     <w:p>
@@ -5577,24 +5166,6 @@
           <w:i w:val="0"/>
         </w:rPr>
         <w:t>Several pieces are local-prototype-shaped and would change for a real deployment. The single-file database would move to a managed database (e.g. Postgres) for concurrent access; the local vector store would move to a distributed one (e.g. OpenSearch or pgvector); session memory would move to Redis with native expiry; the single-process web API would be containerised behind a load balancer. Authentication and per-analyst rate limiting are also missing.</w:t>
-      </w:r>
-    </w:p>
-    <w:p>
-      <w:r>
-        <w:rPr>
-          <w:b/>
-          <w:i w:val="0"/>
-        </w:rPr>
-        <w:t>4. Add an online critic to push grounding higher.</w:t>
-      </w:r>
-    </w:p>
-    <w:p>
-      <w:r>
-        <w:rPr>
-          <w:b w:val="0"/>
-          <w:i w:val="0"/>
-        </w:rPr>
-        <w:t>Today one agent gathers data and writes the answer in one loop. A natural next step is to add a critic that reads the final answer plus its evidence and decides whether the grounding is good enough; if not, it asks the planner to retrieve more evidence and rewrite. This is the cheapest single change that would push the system from single-agent to a clear multi-agent workflow, and it directly targets the few evaluation questions where grounding was weakest.</w:t>
       </w:r>
     </w:p>
     <w:p>
